--- a/publication_package/03_Tables/Table2_key_metabolites.docx
+++ b/publication_package/03_Tables/Table2_key_metabolites.docx
@@ -28,18 +28,20 @@
         <w:tblLook w:firstColumn="1" w:firstRow="1" w:lastColumn="0" w:lastRow="0" w:noHBand="0" w:noVBand="1" w:val="04A0"/>
       </w:tblPr>
       <w:tblGrid>
-        <w:gridCol w:w="1971"/>
-        <w:gridCol w:w="1971"/>
-        <w:gridCol w:w="1971"/>
-        <w:gridCol w:w="1971"/>
-        <w:gridCol w:w="1971"/>
-        <w:gridCol w:w="1971"/>
-        <w:gridCol w:w="1971"/>
+        <w:gridCol w:w="1533"/>
+        <w:gridCol w:w="1533"/>
+        <w:gridCol w:w="1533"/>
+        <w:gridCol w:w="1533"/>
+        <w:gridCol w:w="1533"/>
+        <w:gridCol w:w="1533"/>
+        <w:gridCol w:w="1533"/>
+        <w:gridCol w:w="1533"/>
+        <w:gridCol w:w="1533"/>
       </w:tblGrid>
       <w:tr>
         <w:tc>
           <w:tcPr>
-            <w:tcW w:type="dxa" w:w="3969"/>
+            <w:tcW w:type="dxa" w:w="3402"/>
             <w:tcBorders>
               <w:top w:val="single" w:sz="12" w:space="0" w:color="000000"/>
             </w:tcBorders>
@@ -57,7 +59,7 @@
             <w:r>
               <w:rPr>
                 <w:b/>
-                <w:sz w:val="16"/>
+                <w:sz w:val="15"/>
               </w:rPr>
               <w:t>Metabolite</w:t>
             </w:r>
@@ -65,8 +67,8 @@
         </w:tc>
         <w:tc>
           <w:tcPr>
-            <w:tcW w:type="dxa" w:w="5103"/>
-            <w:gridSpan w:val="3"/>
+            <w:tcW w:type="dxa" w:w="5668"/>
+            <w:gridSpan w:val="4"/>
             <w:tcBorders>
               <w:top w:val="single" w:sz="12" w:space="0" w:color="000000"/>
             </w:tcBorders>
@@ -84,9 +86,20 @@
             <w:r>
               <w:rPr>
                 <w:b/>
-                <w:sz w:val="16"/>
+                <w:sz w:val="15"/>
               </w:rPr>
               <w:t>Colon polyp (K63.5)</w:t>
+            </w:r>
+          </w:p>
+          <w:p>
+            <w:pPr>
+              <w:spacing w:after="0" w:line="240" w:lineRule="auto"/>
+              <w:jc w:val="center"/>
+            </w:pPr>
+            <w:r>
+              <w:rPr>
+                <w:b/>
+              </w:rPr>
             </w:r>
           </w:p>
           <w:p>
@@ -114,8 +127,8 @@
         </w:tc>
         <w:tc>
           <w:tcPr>
-            <w:tcW w:type="dxa" w:w="5103"/>
-            <w:gridSpan w:val="3"/>
+            <w:tcW w:type="dxa" w:w="5668"/>
+            <w:gridSpan w:val="4"/>
             <w:tcBorders>
               <w:top w:val="single" w:sz="12" w:space="0" w:color="000000"/>
             </w:tcBorders>
@@ -133,9 +146,20 @@
             <w:r>
               <w:rPr>
                 <w:b/>
-                <w:sz w:val="16"/>
+                <w:sz w:val="15"/>
               </w:rPr>
               <w:t>Stomach/duodenal polyp (K31.7)</w:t>
+            </w:r>
+          </w:p>
+          <w:p>
+            <w:pPr>
+              <w:spacing w:after="0" w:line="240" w:lineRule="auto"/>
+              <w:jc w:val="center"/>
+            </w:pPr>
+            <w:r>
+              <w:rPr>
+                <w:b/>
+              </w:rPr>
             </w:r>
           </w:p>
           <w:p>
@@ -165,7 +189,7 @@
       <w:tr>
         <w:tc>
           <w:tcPr>
-            <w:tcW w:type="dxa" w:w="3969"/>
+            <w:tcW w:type="dxa" w:w="3402"/>
             <w:tcBorders>
               <w:bottom w:val="single" w:sz="6" w:space="0" w:color="000000"/>
             </w:tcBorders>
@@ -184,7 +208,7 @@
         </w:tc>
         <w:tc>
           <w:tcPr>
-            <w:tcW w:type="dxa" w:w="1701"/>
+            <w:tcW w:type="dxa" w:w="1417"/>
             <w:tcBorders>
               <w:bottom w:val="single" w:sz="6" w:space="0" w:color="000000"/>
             </w:tcBorders>
@@ -202,7 +226,7 @@
             <w:r>
               <w:rPr>
                 <w:b/>
-                <w:sz w:val="16"/>
+                <w:sz w:val="15"/>
               </w:rPr>
               <w:t>Model 1</w:t>
             </w:r>
@@ -210,7 +234,7 @@
         </w:tc>
         <w:tc>
           <w:tcPr>
-            <w:tcW w:type="dxa" w:w="1701"/>
+            <w:tcW w:type="dxa" w:w="1417"/>
             <w:tcBorders>
               <w:bottom w:val="single" w:sz="6" w:space="0" w:color="000000"/>
             </w:tcBorders>
@@ -228,15 +252,15 @@
             <w:r>
               <w:rPr>
                 <w:b/>
-                <w:sz w:val="16"/>
+                <w:sz w:val="15"/>
               </w:rPr>
-              <w:t>Model 3</w:t>
+              <w:t>Model 2</w:t>
             </w:r>
           </w:p>
         </w:tc>
         <w:tc>
           <w:tcPr>
-            <w:tcW w:type="dxa" w:w="1701"/>
+            <w:tcW w:type="dxa" w:w="1417"/>
             <w:tcBorders>
               <w:bottom w:val="single" w:sz="6" w:space="0" w:color="000000"/>
             </w:tcBorders>
@@ -254,15 +278,15 @@
             <w:r>
               <w:rPr>
                 <w:b/>
-                <w:sz w:val="16"/>
+                <w:sz w:val="15"/>
               </w:rPr>
-              <w:t>Model 4</w:t>
+              <w:t>Model 3</w:t>
             </w:r>
           </w:p>
         </w:tc>
         <w:tc>
           <w:tcPr>
-            <w:tcW w:type="dxa" w:w="1701"/>
+            <w:tcW w:type="dxa" w:w="1417"/>
             <w:tcBorders>
               <w:bottom w:val="single" w:sz="6" w:space="0" w:color="000000"/>
             </w:tcBorders>
@@ -280,15 +304,15 @@
             <w:r>
               <w:rPr>
                 <w:b/>
-                <w:sz w:val="16"/>
+                <w:sz w:val="15"/>
               </w:rPr>
-              <w:t>Model 1</w:t>
+              <w:t>Model 4</w:t>
             </w:r>
           </w:p>
         </w:tc>
         <w:tc>
           <w:tcPr>
-            <w:tcW w:type="dxa" w:w="1701"/>
+            <w:tcW w:type="dxa" w:w="1417"/>
             <w:tcBorders>
               <w:bottom w:val="single" w:sz="6" w:space="0" w:color="000000"/>
             </w:tcBorders>
@@ -306,15 +330,15 @@
             <w:r>
               <w:rPr>
                 <w:b/>
-                <w:sz w:val="16"/>
+                <w:sz w:val="15"/>
               </w:rPr>
-              <w:t>Model 3</w:t>
+              <w:t>Model 1</w:t>
             </w:r>
           </w:p>
         </w:tc>
         <w:tc>
           <w:tcPr>
-            <w:tcW w:type="dxa" w:w="1701"/>
+            <w:tcW w:type="dxa" w:w="1417"/>
             <w:tcBorders>
               <w:bottom w:val="single" w:sz="6" w:space="0" w:color="000000"/>
             </w:tcBorders>
@@ -332,7 +356,59 @@
             <w:r>
               <w:rPr>
                 <w:b/>
-                <w:sz w:val="16"/>
+                <w:sz w:val="15"/>
+              </w:rPr>
+              <w:t>Model 2</w:t>
+            </w:r>
+          </w:p>
+        </w:tc>
+        <w:tc>
+          <w:tcPr>
+            <w:tcW w:type="dxa" w:w="1417"/>
+            <w:tcBorders>
+              <w:bottom w:val="single" w:sz="6" w:space="0" w:color="000000"/>
+            </w:tcBorders>
+          </w:tcPr>
+          <w:p>
+            <w:pPr>
+              <w:spacing w:after="0" w:line="240" w:lineRule="auto"/>
+              <w:jc w:val="center"/>
+            </w:pPr>
+            <w:r>
+              <w:rPr>
+                <w:b/>
+              </w:rPr>
+            </w:r>
+            <w:r>
+              <w:rPr>
+                <w:b/>
+                <w:sz w:val="15"/>
+              </w:rPr>
+              <w:t>Model 3</w:t>
+            </w:r>
+          </w:p>
+        </w:tc>
+        <w:tc>
+          <w:tcPr>
+            <w:tcW w:type="dxa" w:w="1417"/>
+            <w:tcBorders>
+              <w:bottom w:val="single" w:sz="6" w:space="0" w:color="000000"/>
+            </w:tcBorders>
+          </w:tcPr>
+          <w:p>
+            <w:pPr>
+              <w:spacing w:after="0" w:line="240" w:lineRule="auto"/>
+              <w:jc w:val="center"/>
+            </w:pPr>
+            <w:r>
+              <w:rPr>
+                <w:b/>
+              </w:rPr>
+            </w:r>
+            <w:r>
+              <w:rPr>
+                <w:b/>
+                <w:sz w:val="15"/>
               </w:rPr>
               <w:t>Model 4</w:t>
             </w:r>
@@ -342,7 +418,7 @@
       <w:tr>
         <w:tc>
           <w:tcPr>
-            <w:tcW w:type="dxa" w:w="3969"/>
+            <w:tcW w:type="dxa" w:w="3402"/>
           </w:tcPr>
           <w:p>
             <w:pPr>
@@ -356,7 +432,7 @@
             <w:r>
               <w:rPr>
                 <w:b/>
-                <w:sz w:val="16"/>
+                <w:sz w:val="15"/>
               </w:rPr>
               <w:t>Lipids and lipoproteins</w:t>
             </w:r>
@@ -364,7 +440,7 @@
         </w:tc>
         <w:tc>
           <w:tcPr>
-            <w:tcW w:type="dxa" w:w="1701"/>
+            <w:tcW w:type="dxa" w:w="1417"/>
           </w:tcPr>
           <w:p>
             <w:pPr>
@@ -380,7 +456,7 @@
         </w:tc>
         <w:tc>
           <w:tcPr>
-            <w:tcW w:type="dxa" w:w="1701"/>
+            <w:tcW w:type="dxa" w:w="1417"/>
           </w:tcPr>
           <w:p>
             <w:pPr>
@@ -396,7 +472,7 @@
         </w:tc>
         <w:tc>
           <w:tcPr>
-            <w:tcW w:type="dxa" w:w="1701"/>
+            <w:tcW w:type="dxa" w:w="1417"/>
           </w:tcPr>
           <w:p>
             <w:pPr>
@@ -412,7 +488,7 @@
         </w:tc>
         <w:tc>
           <w:tcPr>
-            <w:tcW w:type="dxa" w:w="1701"/>
+            <w:tcW w:type="dxa" w:w="1417"/>
           </w:tcPr>
           <w:p>
             <w:pPr>
@@ -428,7 +504,7 @@
         </w:tc>
         <w:tc>
           <w:tcPr>
-            <w:tcW w:type="dxa" w:w="1701"/>
+            <w:tcW w:type="dxa" w:w="1417"/>
           </w:tcPr>
           <w:p>
             <w:pPr>
@@ -444,7 +520,39 @@
         </w:tc>
         <w:tc>
           <w:tcPr>
-            <w:tcW w:type="dxa" w:w="1701"/>
+            <w:tcW w:type="dxa" w:w="1417"/>
+          </w:tcPr>
+          <w:p>
+            <w:pPr>
+              <w:spacing w:after="0" w:line="240" w:lineRule="auto"/>
+              <w:jc w:val="center"/>
+            </w:pPr>
+            <w:r>
+              <w:rPr>
+                <w:b/>
+              </w:rPr>
+            </w:r>
+          </w:p>
+        </w:tc>
+        <w:tc>
+          <w:tcPr>
+            <w:tcW w:type="dxa" w:w="1417"/>
+          </w:tcPr>
+          <w:p>
+            <w:pPr>
+              <w:spacing w:after="0" w:line="240" w:lineRule="auto"/>
+              <w:jc w:val="center"/>
+            </w:pPr>
+            <w:r>
+              <w:rPr>
+                <w:b/>
+              </w:rPr>
+            </w:r>
+          </w:p>
+        </w:tc>
+        <w:tc>
+          <w:tcPr>
+            <w:tcW w:type="dxa" w:w="1417"/>
           </w:tcPr>
           <w:p>
             <w:pPr>
@@ -462,7 +570,7 @@
       <w:tr>
         <w:tc>
           <w:tcPr>
-            <w:tcW w:type="dxa" w:w="3969"/>
+            <w:tcW w:type="dxa" w:w="3402"/>
           </w:tcPr>
           <w:p>
             <w:pPr>
@@ -472,7 +580,7 @@
             <w:r/>
             <w:r>
               <w:rPr>
-                <w:sz w:val="16"/>
+                <w:sz w:val="15"/>
               </w:rPr>
               <w:t>Total triglycerides</w:t>
             </w:r>
@@ -480,7 +588,7 @@
         </w:tc>
         <w:tc>
           <w:tcPr>
-            <w:tcW w:type="dxa" w:w="1701"/>
+            <w:tcW w:type="dxa" w:w="1417"/>
           </w:tcPr>
           <w:p>
             <w:pPr>
@@ -495,7 +603,7 @@
             <w:r>
               <w:rPr>
                 <w:b/>
-                <w:sz w:val="16"/>
+                <w:sz w:val="15"/>
               </w:rPr>
               <w:t>1.05 (1.03–1.07)</w:t>
             </w:r>
@@ -503,7 +611,25 @@
         </w:tc>
         <w:tc>
           <w:tcPr>
-            <w:tcW w:type="dxa" w:w="1701"/>
+            <w:tcW w:type="dxa" w:w="1417"/>
+          </w:tcPr>
+          <w:p>
+            <w:pPr>
+              <w:spacing w:after="0" w:line="240" w:lineRule="auto"/>
+              <w:jc w:val="center"/>
+            </w:pPr>
+            <w:r/>
+            <w:r>
+              <w:rPr>
+                <w:sz w:val="15"/>
+              </w:rPr>
+              <w:t>1.03 (1.01–1.05)</w:t>
+            </w:r>
+          </w:p>
+        </w:tc>
+        <w:tc>
+          <w:tcPr>
+            <w:tcW w:type="dxa" w:w="1417"/>
           </w:tcPr>
           <w:p>
             <w:pPr>
@@ -518,7 +644,7 @@
             <w:r>
               <w:rPr>
                 <w:b/>
-                <w:sz w:val="16"/>
+                <w:sz w:val="15"/>
               </w:rPr>
               <w:t>1.05 (1.03–1.07)</w:t>
             </w:r>
@@ -526,7 +652,7 @@
         </w:tc>
         <w:tc>
           <w:tcPr>
-            <w:tcW w:type="dxa" w:w="1701"/>
+            <w:tcW w:type="dxa" w:w="1417"/>
           </w:tcPr>
           <w:p>
             <w:pPr>
@@ -541,7 +667,7 @@
             <w:r>
               <w:rPr>
                 <w:b/>
-                <w:sz w:val="16"/>
+                <w:sz w:val="15"/>
               </w:rPr>
               <w:t>1.04 (1.02–1.06)</w:t>
             </w:r>
@@ -549,7 +675,7 @@
         </w:tc>
         <w:tc>
           <w:tcPr>
-            <w:tcW w:type="dxa" w:w="1701"/>
+            <w:tcW w:type="dxa" w:w="1417"/>
           </w:tcPr>
           <w:p>
             <w:pPr>
@@ -564,7 +690,7 @@
             <w:r>
               <w:rPr>
                 <w:b/>
-                <w:sz w:val="16"/>
+                <w:sz w:val="15"/>
               </w:rPr>
               <w:t>1.10 (1.07–1.13)</w:t>
             </w:r>
@@ -572,7 +698,7 @@
         </w:tc>
         <w:tc>
           <w:tcPr>
-            <w:tcW w:type="dxa" w:w="1701"/>
+            <w:tcW w:type="dxa" w:w="1417"/>
           </w:tcPr>
           <w:p>
             <w:pPr>
@@ -587,15 +713,15 @@
             <w:r>
               <w:rPr>
                 <w:b/>
-                <w:sz w:val="16"/>
+                <w:sz w:val="15"/>
               </w:rPr>
-              <w:t>1.09 (1.06–1.12)</w:t>
+              <w:t>1.07 (1.04–1.10)</w:t>
             </w:r>
           </w:p>
         </w:tc>
         <w:tc>
           <w:tcPr>
-            <w:tcW w:type="dxa" w:w="1701"/>
+            <w:tcW w:type="dxa" w:w="1417"/>
           </w:tcPr>
           <w:p>
             <w:pPr>
@@ -610,89 +736,15 @@
             <w:r>
               <w:rPr>
                 <w:b/>
-                <w:sz w:val="16"/>
+                <w:sz w:val="15"/>
               </w:rPr>
-              <w:t>1.06 (1.03–1.09)</w:t>
-            </w:r>
-          </w:p>
-        </w:tc>
-      </w:tr>
-      <w:tr>
-        <w:tc>
-          <w:tcPr>
-            <w:tcW w:type="dxa" w:w="3969"/>
-          </w:tcPr>
-          <w:p>
-            <w:pPr>
-              <w:spacing w:after="0" w:line="240" w:lineRule="auto"/>
-              <w:ind w:left="227"/>
-            </w:pPr>
-            <w:r/>
-            <w:r>
-              <w:rPr>
-                <w:sz w:val="16"/>
-              </w:rPr>
-              <w:t>HDL cholesterol</w:t>
+              <w:t>1.09 (1.06–1.12)</w:t>
             </w:r>
           </w:p>
         </w:tc>
         <w:tc>
           <w:tcPr>
-            <w:tcW w:type="dxa" w:w="1701"/>
-          </w:tcPr>
-          <w:p>
-            <w:pPr>
-              <w:spacing w:after="0" w:line="240" w:lineRule="auto"/>
-              <w:jc w:val="center"/>
-            </w:pPr>
-            <w:r/>
-            <w:r>
-              <w:rPr>
-                <w:sz w:val="16"/>
-              </w:rPr>
-              <w:t>0.98 (0.96–1.00)</w:t>
-            </w:r>
-          </w:p>
-        </w:tc>
-        <w:tc>
-          <w:tcPr>
-            <w:tcW w:type="dxa" w:w="1701"/>
-          </w:tcPr>
-          <w:p>
-            <w:pPr>
-              <w:spacing w:after="0" w:line="240" w:lineRule="auto"/>
-              <w:jc w:val="center"/>
-            </w:pPr>
-            <w:r/>
-            <w:r>
-              <w:rPr>
-                <w:sz w:val="16"/>
-              </w:rPr>
-              <w:t>1.00 (0.98–1.02)</w:t>
-            </w:r>
-          </w:p>
-        </w:tc>
-        <w:tc>
-          <w:tcPr>
-            <w:tcW w:type="dxa" w:w="1701"/>
-          </w:tcPr>
-          <w:p>
-            <w:pPr>
-              <w:spacing w:after="0" w:line="240" w:lineRule="auto"/>
-              <w:jc w:val="center"/>
-            </w:pPr>
-            <w:r/>
-            <w:r>
-              <w:rPr>
-                <w:sz w:val="16"/>
-              </w:rPr>
-              <w:t>1.02 (1.00–1.04)</w:t>
-            </w:r>
-          </w:p>
-        </w:tc>
-        <w:tc>
-          <w:tcPr>
-            <w:tcW w:type="dxa" w:w="1701"/>
+            <w:tcW w:type="dxa" w:w="1417"/>
           </w:tcPr>
           <w:p>
             <w:pPr>
@@ -707,15 +759,107 @@
             <w:r>
               <w:rPr>
                 <w:b/>
-                <w:sz w:val="16"/>
+                <w:sz w:val="15"/>
               </w:rPr>
-              <w:t>0.84 (0.82–0.87)</w:t>
+              <w:t>1.06 (1.03–1.09)</w:t>
+            </w:r>
+          </w:p>
+        </w:tc>
+      </w:tr>
+      <w:tr>
+        <w:tc>
+          <w:tcPr>
+            <w:tcW w:type="dxa" w:w="3402"/>
+          </w:tcPr>
+          <w:p>
+            <w:pPr>
+              <w:spacing w:after="0" w:line="240" w:lineRule="auto"/>
+              <w:ind w:left="227"/>
+            </w:pPr>
+            <w:r/>
+            <w:r>
+              <w:rPr>
+                <w:sz w:val="15"/>
+              </w:rPr>
+              <w:t>HDL cholesterol</w:t>
             </w:r>
           </w:p>
         </w:tc>
         <w:tc>
           <w:tcPr>
-            <w:tcW w:type="dxa" w:w="1701"/>
+            <w:tcW w:type="dxa" w:w="1417"/>
+          </w:tcPr>
+          <w:p>
+            <w:pPr>
+              <w:spacing w:after="0" w:line="240" w:lineRule="auto"/>
+              <w:jc w:val="center"/>
+            </w:pPr>
+            <w:r/>
+            <w:r>
+              <w:rPr>
+                <w:sz w:val="15"/>
+              </w:rPr>
+              <w:t>0.98 (0.96–1.00)</w:t>
+            </w:r>
+          </w:p>
+        </w:tc>
+        <w:tc>
+          <w:tcPr>
+            <w:tcW w:type="dxa" w:w="1417"/>
+          </w:tcPr>
+          <w:p>
+            <w:pPr>
+              <w:spacing w:after="0" w:line="240" w:lineRule="auto"/>
+              <w:jc w:val="center"/>
+            </w:pPr>
+            <w:r/>
+            <w:r>
+              <w:rPr>
+                <w:sz w:val="15"/>
+              </w:rPr>
+              <w:t>1.00 (0.98–1.02)</w:t>
+            </w:r>
+          </w:p>
+        </w:tc>
+        <w:tc>
+          <w:tcPr>
+            <w:tcW w:type="dxa" w:w="1417"/>
+          </w:tcPr>
+          <w:p>
+            <w:pPr>
+              <w:spacing w:after="0" w:line="240" w:lineRule="auto"/>
+              <w:jc w:val="center"/>
+            </w:pPr>
+            <w:r/>
+            <w:r>
+              <w:rPr>
+                <w:sz w:val="15"/>
+              </w:rPr>
+              <w:t>1.00 (0.98–1.02)</w:t>
+            </w:r>
+          </w:p>
+        </w:tc>
+        <w:tc>
+          <w:tcPr>
+            <w:tcW w:type="dxa" w:w="1417"/>
+          </w:tcPr>
+          <w:p>
+            <w:pPr>
+              <w:spacing w:after="0" w:line="240" w:lineRule="auto"/>
+              <w:jc w:val="center"/>
+            </w:pPr>
+            <w:r/>
+            <w:r>
+              <w:rPr>
+                <w:sz w:val="15"/>
+              </w:rPr>
+              <w:t>1.02 (1.00–1.04)</w:t>
+            </w:r>
+          </w:p>
+        </w:tc>
+        <w:tc>
+          <w:tcPr>
+            <w:tcW w:type="dxa" w:w="1417"/>
           </w:tcPr>
           <w:p>
             <w:pPr>
@@ -730,15 +874,15 @@
             <w:r>
               <w:rPr>
                 <w:b/>
-                <w:sz w:val="16"/>
+                <w:sz w:val="15"/>
               </w:rPr>
-              <w:t>0.88 (0.86–0.91)</w:t>
+              <w:t>0.84 (0.82–0.87)</w:t>
             </w:r>
           </w:p>
         </w:tc>
         <w:tc>
           <w:tcPr>
-            <w:tcW w:type="dxa" w:w="1701"/>
+            <w:tcW w:type="dxa" w:w="1417"/>
           </w:tcPr>
           <w:p>
             <w:pPr>
@@ -753,89 +897,15 @@
             <w:r>
               <w:rPr>
                 <w:b/>
-                <w:sz w:val="16"/>
+                <w:sz w:val="15"/>
               </w:rPr>
-              <w:t>0.90 (0.87–0.93)</w:t>
-            </w:r>
-          </w:p>
-        </w:tc>
-      </w:tr>
-      <w:tr>
-        <w:tc>
-          <w:tcPr>
-            <w:tcW w:type="dxa" w:w="3969"/>
-          </w:tcPr>
-          <w:p>
-            <w:pPr>
-              <w:spacing w:after="0" w:line="240" w:lineRule="auto"/>
-              <w:ind w:left="227"/>
-            </w:pPr>
-            <w:r/>
-            <w:r>
-              <w:rPr>
-                <w:sz w:val="16"/>
-              </w:rPr>
-              <w:t>Apolipoprotein A1</w:t>
+              <w:t>0.87 (0.84–0.90)</w:t>
             </w:r>
           </w:p>
         </w:tc>
         <w:tc>
           <w:tcPr>
-            <w:tcW w:type="dxa" w:w="1701"/>
-          </w:tcPr>
-          <w:p>
-            <w:pPr>
-              <w:spacing w:after="0" w:line="240" w:lineRule="auto"/>
-              <w:jc w:val="center"/>
-            </w:pPr>
-            <w:r/>
-            <w:r>
-              <w:rPr>
-                <w:sz w:val="16"/>
-              </w:rPr>
-              <w:t>1.01 (0.99–1.03)</w:t>
-            </w:r>
-          </w:p>
-        </w:tc>
-        <w:tc>
-          <w:tcPr>
-            <w:tcW w:type="dxa" w:w="1701"/>
-          </w:tcPr>
-          <w:p>
-            <w:pPr>
-              <w:spacing w:after="0" w:line="240" w:lineRule="auto"/>
-              <w:jc w:val="center"/>
-            </w:pPr>
-            <w:r/>
-            <w:r>
-              <w:rPr>
-                <w:sz w:val="16"/>
-              </w:rPr>
-              <w:t>1.02 (1.00–1.04)</w:t>
-            </w:r>
-          </w:p>
-        </w:tc>
-        <w:tc>
-          <w:tcPr>
-            <w:tcW w:type="dxa" w:w="1701"/>
-          </w:tcPr>
-          <w:p>
-            <w:pPr>
-              <w:spacing w:after="0" w:line="240" w:lineRule="auto"/>
-              <w:jc w:val="center"/>
-            </w:pPr>
-            <w:r/>
-            <w:r>
-              <w:rPr>
-                <w:sz w:val="16"/>
-              </w:rPr>
-              <w:t>1.03 (1.01–1.05)</w:t>
-            </w:r>
-          </w:p>
-        </w:tc>
-        <w:tc>
-          <w:tcPr>
-            <w:tcW w:type="dxa" w:w="1701"/>
+            <w:tcW w:type="dxa" w:w="1417"/>
           </w:tcPr>
           <w:p>
             <w:pPr>
@@ -850,7 +920,7 @@
             <w:r>
               <w:rPr>
                 <w:b/>
-                <w:sz w:val="16"/>
+                <w:sz w:val="15"/>
               </w:rPr>
               <w:t>0.88 (0.86–0.91)</w:t>
             </w:r>
@@ -858,7 +928,7 @@
         </w:tc>
         <w:tc>
           <w:tcPr>
-            <w:tcW w:type="dxa" w:w="1701"/>
+            <w:tcW w:type="dxa" w:w="1417"/>
           </w:tcPr>
           <w:p>
             <w:pPr>
@@ -873,15 +943,107 @@
             <w:r>
               <w:rPr>
                 <w:b/>
-                <w:sz w:val="16"/>
+                <w:sz w:val="15"/>
               </w:rPr>
-              <w:t>0.91 (0.89–0.94)</w:t>
+              <w:t>0.90 (0.87–0.93)</w:t>
+            </w:r>
+          </w:p>
+        </w:tc>
+      </w:tr>
+      <w:tr>
+        <w:tc>
+          <w:tcPr>
+            <w:tcW w:type="dxa" w:w="3402"/>
+          </w:tcPr>
+          <w:p>
+            <w:pPr>
+              <w:spacing w:after="0" w:line="240" w:lineRule="auto"/>
+              <w:ind w:left="227"/>
+            </w:pPr>
+            <w:r/>
+            <w:r>
+              <w:rPr>
+                <w:sz w:val="15"/>
+              </w:rPr>
+              <w:t>Apolipoprotein A1</w:t>
             </w:r>
           </w:p>
         </w:tc>
         <w:tc>
           <w:tcPr>
-            <w:tcW w:type="dxa" w:w="1701"/>
+            <w:tcW w:type="dxa" w:w="1417"/>
+          </w:tcPr>
+          <w:p>
+            <w:pPr>
+              <w:spacing w:after="0" w:line="240" w:lineRule="auto"/>
+              <w:jc w:val="center"/>
+            </w:pPr>
+            <w:r/>
+            <w:r>
+              <w:rPr>
+                <w:sz w:val="15"/>
+              </w:rPr>
+              <w:t>1.01 (0.99–1.03)</w:t>
+            </w:r>
+          </w:p>
+        </w:tc>
+        <w:tc>
+          <w:tcPr>
+            <w:tcW w:type="dxa" w:w="1417"/>
+          </w:tcPr>
+          <w:p>
+            <w:pPr>
+              <w:spacing w:after="0" w:line="240" w:lineRule="auto"/>
+              <w:jc w:val="center"/>
+            </w:pPr>
+            <w:r/>
+            <w:r>
+              <w:rPr>
+                <w:sz w:val="15"/>
+              </w:rPr>
+              <w:t>1.02 (1.00–1.04)</w:t>
+            </w:r>
+          </w:p>
+        </w:tc>
+        <w:tc>
+          <w:tcPr>
+            <w:tcW w:type="dxa" w:w="1417"/>
+          </w:tcPr>
+          <w:p>
+            <w:pPr>
+              <w:spacing w:after="0" w:line="240" w:lineRule="auto"/>
+              <w:jc w:val="center"/>
+            </w:pPr>
+            <w:r/>
+            <w:r>
+              <w:rPr>
+                <w:sz w:val="15"/>
+              </w:rPr>
+              <w:t>1.02 (1.00–1.04)</w:t>
+            </w:r>
+          </w:p>
+        </w:tc>
+        <w:tc>
+          <w:tcPr>
+            <w:tcW w:type="dxa" w:w="1417"/>
+          </w:tcPr>
+          <w:p>
+            <w:pPr>
+              <w:spacing w:after="0" w:line="240" w:lineRule="auto"/>
+              <w:jc w:val="center"/>
+            </w:pPr>
+            <w:r/>
+            <w:r>
+              <w:rPr>
+                <w:sz w:val="15"/>
+              </w:rPr>
+              <w:t>1.03 (1.01–1.05)</w:t>
+            </w:r>
+          </w:p>
+        </w:tc>
+        <w:tc>
+          <w:tcPr>
+            <w:tcW w:type="dxa" w:w="1417"/>
           </w:tcPr>
           <w:p>
             <w:pPr>
@@ -896,35 +1058,15 @@
             <w:r>
               <w:rPr>
                 <w:b/>
-                <w:sz w:val="16"/>
+                <w:sz w:val="15"/>
               </w:rPr>
-              <w:t>0.92 (0.90–0.95)</w:t>
-            </w:r>
-          </w:p>
-        </w:tc>
-      </w:tr>
-      <w:tr>
-        <w:tc>
-          <w:tcPr>
-            <w:tcW w:type="dxa" w:w="3969"/>
-          </w:tcPr>
-          <w:p>
-            <w:pPr>
-              <w:spacing w:after="0" w:line="240" w:lineRule="auto"/>
-              <w:ind w:left="227"/>
-            </w:pPr>
-            <w:r/>
-            <w:r>
-              <w:rPr>
-                <w:sz w:val="16"/>
-              </w:rPr>
-              <w:t>LDL cholesterol</w:t>
+              <w:t>0.88 (0.86–0.91)</w:t>
             </w:r>
           </w:p>
         </w:tc>
         <w:tc>
           <w:tcPr>
-            <w:tcW w:type="dxa" w:w="1701"/>
+            <w:tcW w:type="dxa" w:w="1417"/>
           </w:tcPr>
           <w:p>
             <w:pPr>
@@ -939,51 +1081,15 @@
             <w:r>
               <w:rPr>
                 <w:b/>
-                <w:sz w:val="16"/>
+                <w:sz w:val="15"/>
               </w:rPr>
-              <w:t>0.97 (0.95–0.98)</w:t>
+              <w:t>0.90 (0.88–0.93)</w:t>
             </w:r>
           </w:p>
         </w:tc>
         <w:tc>
           <w:tcPr>
-            <w:tcW w:type="dxa" w:w="1701"/>
-          </w:tcPr>
-          <w:p>
-            <w:pPr>
-              <w:spacing w:after="0" w:line="240" w:lineRule="auto"/>
-              <w:jc w:val="center"/>
-            </w:pPr>
-            <w:r/>
-            <w:r>
-              <w:rPr>
-                <w:sz w:val="16"/>
-              </w:rPr>
-              <w:t>1.00 (0.98–1.02)</w:t>
-            </w:r>
-          </w:p>
-        </w:tc>
-        <w:tc>
-          <w:tcPr>
-            <w:tcW w:type="dxa" w:w="1701"/>
-          </w:tcPr>
-          <w:p>
-            <w:pPr>
-              <w:spacing w:after="0" w:line="240" w:lineRule="auto"/>
-              <w:jc w:val="center"/>
-            </w:pPr>
-            <w:r/>
-            <w:r>
-              <w:rPr>
-                <w:sz w:val="16"/>
-              </w:rPr>
-              <w:t>1.00 (0.98–1.02)</w:t>
-            </w:r>
-          </w:p>
-        </w:tc>
-        <w:tc>
-          <w:tcPr>
-            <w:tcW w:type="dxa" w:w="1701"/>
+            <w:tcW w:type="dxa" w:w="1417"/>
           </w:tcPr>
           <w:p>
             <w:pPr>
@@ -998,71 +1104,15 @@
             <w:r>
               <w:rPr>
                 <w:b/>
-                <w:sz w:val="16"/>
+                <w:sz w:val="15"/>
               </w:rPr>
-              <w:t>0.95 (0.93–0.98)</w:t>
+              <w:t>0.91 (0.89–0.94)</w:t>
             </w:r>
           </w:p>
         </w:tc>
         <w:tc>
           <w:tcPr>
-            <w:tcW w:type="dxa" w:w="1701"/>
-          </w:tcPr>
-          <w:p>
-            <w:pPr>
-              <w:spacing w:after="0" w:line="240" w:lineRule="auto"/>
-              <w:jc w:val="center"/>
-            </w:pPr>
-            <w:r/>
-            <w:r>
-              <w:rPr>
-                <w:sz w:val="16"/>
-              </w:rPr>
-              <w:t>1.00 (0.97–1.03)</w:t>
-            </w:r>
-          </w:p>
-        </w:tc>
-        <w:tc>
-          <w:tcPr>
-            <w:tcW w:type="dxa" w:w="1701"/>
-          </w:tcPr>
-          <w:p>
-            <w:pPr>
-              <w:spacing w:after="0" w:line="240" w:lineRule="auto"/>
-              <w:jc w:val="center"/>
-            </w:pPr>
-            <w:r/>
-            <w:r>
-              <w:rPr>
-                <w:sz w:val="16"/>
-              </w:rPr>
-              <w:t>0.99 (0.97–1.02)</w:t>
-            </w:r>
-          </w:p>
-        </w:tc>
-      </w:tr>
-      <w:tr>
-        <w:tc>
-          <w:tcPr>
-            <w:tcW w:type="dxa" w:w="3969"/>
-          </w:tcPr>
-          <w:p>
-            <w:pPr>
-              <w:spacing w:after="0" w:line="240" w:lineRule="auto"/>
-              <w:ind w:left="227"/>
-            </w:pPr>
-            <w:r/>
-            <w:r>
-              <w:rPr>
-                <w:sz w:val="16"/>
-              </w:rPr>
-              <w:t>Apolipoprotein B</w:t>
-            </w:r>
-          </w:p>
-        </w:tc>
-        <w:tc>
-          <w:tcPr>
-            <w:tcW w:type="dxa" w:w="1701"/>
+            <w:tcW w:type="dxa" w:w="1417"/>
           </w:tcPr>
           <w:p>
             <w:pPr>
@@ -1077,99 +1127,9 @@
             <w:r>
               <w:rPr>
                 <w:b/>
-                <w:sz w:val="16"/>
+                <w:sz w:val="15"/>
               </w:rPr>
-              <w:t>0.97 (0.95–0.98)</w:t>
-            </w:r>
-          </w:p>
-        </w:tc>
-        <w:tc>
-          <w:tcPr>
-            <w:tcW w:type="dxa" w:w="1701"/>
-          </w:tcPr>
-          <w:p>
-            <w:pPr>
-              <w:spacing w:after="0" w:line="240" w:lineRule="auto"/>
-              <w:jc w:val="center"/>
-            </w:pPr>
-            <w:r/>
-            <w:r>
-              <w:rPr>
-                <w:sz w:val="16"/>
-              </w:rPr>
-              <w:t>1.00 (0.98–1.01)</w:t>
-            </w:r>
-          </w:p>
-        </w:tc>
-        <w:tc>
-          <w:tcPr>
-            <w:tcW w:type="dxa" w:w="1701"/>
-          </w:tcPr>
-          <w:p>
-            <w:pPr>
-              <w:spacing w:after="0" w:line="240" w:lineRule="auto"/>
-              <w:jc w:val="center"/>
-            </w:pPr>
-            <w:r/>
-            <w:r>
-              <w:rPr>
-                <w:sz w:val="16"/>
-              </w:rPr>
-              <w:t>0.99 (0.98–1.01)</w:t>
-            </w:r>
-          </w:p>
-        </w:tc>
-        <w:tc>
-          <w:tcPr>
-            <w:tcW w:type="dxa" w:w="1701"/>
-          </w:tcPr>
-          <w:p>
-            <w:pPr>
-              <w:spacing w:after="0" w:line="240" w:lineRule="auto"/>
-              <w:jc w:val="center"/>
-            </w:pPr>
-            <w:r/>
-            <w:r>
-              <w:rPr>
-                <w:sz w:val="16"/>
-              </w:rPr>
-              <w:t>0.98 (0.95–1.00)</w:t>
-            </w:r>
-          </w:p>
-        </w:tc>
-        <w:tc>
-          <w:tcPr>
-            <w:tcW w:type="dxa" w:w="1701"/>
-          </w:tcPr>
-          <w:p>
-            <w:pPr>
-              <w:spacing w:after="0" w:line="240" w:lineRule="auto"/>
-              <w:jc w:val="center"/>
-            </w:pPr>
-            <w:r/>
-            <w:r>
-              <w:rPr>
-                <w:sz w:val="16"/>
-              </w:rPr>
-              <w:t>1.02 (1.00–1.05)</w:t>
-            </w:r>
-          </w:p>
-        </w:tc>
-        <w:tc>
-          <w:tcPr>
-            <w:tcW w:type="dxa" w:w="1701"/>
-          </w:tcPr>
-          <w:p>
-            <w:pPr>
-              <w:spacing w:after="0" w:line="240" w:lineRule="auto"/>
-              <w:jc w:val="center"/>
-            </w:pPr>
-            <w:r/>
-            <w:r>
-              <w:rPr>
-                <w:sz w:val="16"/>
-              </w:rPr>
-              <w:t>1.01 (0.99–1.04)</w:t>
+              <w:t>0.92 (0.90–0.95)</w:t>
             </w:r>
           </w:p>
         </w:tc>
@@ -1177,7 +1137,7 @@
       <w:tr>
         <w:tc>
           <w:tcPr>
-            <w:tcW w:type="dxa" w:w="3969"/>
+            <w:tcW w:type="dxa" w:w="3402"/>
           </w:tcPr>
           <w:p>
             <w:pPr>
@@ -1187,15 +1147,15 @@
             <w:r/>
             <w:r>
               <w:rPr>
-                <w:sz w:val="16"/>
+                <w:sz w:val="15"/>
               </w:rPr>
-              <w:t>Total cholesterol</w:t>
+              <w:t>LDL cholesterol</w:t>
             </w:r>
           </w:p>
         </w:tc>
         <w:tc>
           <w:tcPr>
-            <w:tcW w:type="dxa" w:w="1701"/>
+            <w:tcW w:type="dxa" w:w="1417"/>
           </w:tcPr>
           <w:p>
             <w:pPr>
@@ -1210,15 +1170,15 @@
             <w:r>
               <w:rPr>
                 <w:b/>
-                <w:sz w:val="16"/>
+                <w:sz w:val="15"/>
               </w:rPr>
-              <w:t>0.96 (0.95–0.98)</w:t>
+              <w:t>0.97 (0.95–0.98)</w:t>
             </w:r>
           </w:p>
         </w:tc>
         <w:tc>
           <w:tcPr>
-            <w:tcW w:type="dxa" w:w="1701"/>
+            <w:tcW w:type="dxa" w:w="1417"/>
           </w:tcPr>
           <w:p>
             <w:pPr>
@@ -1228,15 +1188,15 @@
             <w:r/>
             <w:r>
               <w:rPr>
-                <w:sz w:val="16"/>
+                <w:sz w:val="15"/>
               </w:rPr>
-              <w:t>1.00 (0.98–1.02)</w:t>
+              <w:t>0.97 (0.95–0.99)</w:t>
             </w:r>
           </w:p>
         </w:tc>
         <w:tc>
           <w:tcPr>
-            <w:tcW w:type="dxa" w:w="1701"/>
+            <w:tcW w:type="dxa" w:w="1417"/>
           </w:tcPr>
           <w:p>
             <w:pPr>
@@ -1246,7 +1206,7 @@
             <w:r/>
             <w:r>
               <w:rPr>
-                <w:sz w:val="16"/>
+                <w:sz w:val="15"/>
               </w:rPr>
               <w:t>1.00 (0.98–1.02)</w:t>
             </w:r>
@@ -1254,7 +1214,25 @@
         </w:tc>
         <w:tc>
           <w:tcPr>
-            <w:tcW w:type="dxa" w:w="1701"/>
+            <w:tcW w:type="dxa" w:w="1417"/>
+          </w:tcPr>
+          <w:p>
+            <w:pPr>
+              <w:spacing w:after="0" w:line="240" w:lineRule="auto"/>
+              <w:jc w:val="center"/>
+            </w:pPr>
+            <w:r/>
+            <w:r>
+              <w:rPr>
+                <w:sz w:val="15"/>
+              </w:rPr>
+              <w:t>1.00 (0.98–1.02)</w:t>
+            </w:r>
+          </w:p>
+        </w:tc>
+        <w:tc>
+          <w:tcPr>
+            <w:tcW w:type="dxa" w:w="1417"/>
           </w:tcPr>
           <w:p>
             <w:pPr>
@@ -1269,71 +1247,15 @@
             <w:r>
               <w:rPr>
                 <w:b/>
-                <w:sz w:val="16"/>
+                <w:sz w:val="15"/>
               </w:rPr>
-              <w:t>0.92 (0.90–0.94)</w:t>
+              <w:t>0.95 (0.93–0.98)</w:t>
             </w:r>
           </w:p>
         </w:tc>
         <w:tc>
           <w:tcPr>
-            <w:tcW w:type="dxa" w:w="1701"/>
-          </w:tcPr>
-          <w:p>
-            <w:pPr>
-              <w:spacing w:after="0" w:line="240" w:lineRule="auto"/>
-              <w:jc w:val="center"/>
-            </w:pPr>
-            <w:r/>
-            <w:r>
-              <w:rPr>
-                <w:sz w:val="16"/>
-              </w:rPr>
-              <w:t>0.97 (0.94–1.00)</w:t>
-            </w:r>
-          </w:p>
-        </w:tc>
-        <w:tc>
-          <w:tcPr>
-            <w:tcW w:type="dxa" w:w="1701"/>
-          </w:tcPr>
-          <w:p>
-            <w:pPr>
-              <w:spacing w:after="0" w:line="240" w:lineRule="auto"/>
-              <w:jc w:val="center"/>
-            </w:pPr>
-            <w:r/>
-            <w:r>
-              <w:rPr>
-                <w:sz w:val="16"/>
-              </w:rPr>
-              <w:t>0.97 (0.94–0.99)</w:t>
-            </w:r>
-          </w:p>
-        </w:tc>
-      </w:tr>
-      <w:tr>
-        <w:tc>
-          <w:tcPr>
-            <w:tcW w:type="dxa" w:w="3969"/>
-          </w:tcPr>
-          <w:p>
-            <w:pPr>
-              <w:spacing w:after="0" w:line="240" w:lineRule="auto"/>
-              <w:ind w:left="227"/>
-            </w:pPr>
-            <w:r/>
-            <w:r>
-              <w:rPr>
-                <w:sz w:val="16"/>
-              </w:rPr>
-              <w:t>Triglycerides in very small VLDL, % of lipids</w:t>
-            </w:r>
-          </w:p>
-        </w:tc>
-        <w:tc>
-          <w:tcPr>
-            <w:tcW w:type="dxa" w:w="1701"/>
+            <w:tcW w:type="dxa" w:w="1417"/>
           </w:tcPr>
           <w:p>
             <w:pPr>
@@ -1348,15 +1270,71 @@
             <w:r>
               <w:rPr>
                 <w:b/>
-                <w:sz w:val="16"/>
+                <w:sz w:val="15"/>
               </w:rPr>
-              <w:t>1.10 (1.08–1.12)</w:t>
+              <w:t>0.95 (0.93–0.97)</w:t>
             </w:r>
           </w:p>
         </w:tc>
         <w:tc>
           <w:tcPr>
-            <w:tcW w:type="dxa" w:w="1701"/>
+            <w:tcW w:type="dxa" w:w="1417"/>
+          </w:tcPr>
+          <w:p>
+            <w:pPr>
+              <w:spacing w:after="0" w:line="240" w:lineRule="auto"/>
+              <w:jc w:val="center"/>
+            </w:pPr>
+            <w:r/>
+            <w:r>
+              <w:rPr>
+                <w:sz w:val="15"/>
+              </w:rPr>
+              <w:t>1.00 (0.97–1.03)</w:t>
+            </w:r>
+          </w:p>
+        </w:tc>
+        <w:tc>
+          <w:tcPr>
+            <w:tcW w:type="dxa" w:w="1417"/>
+          </w:tcPr>
+          <w:p>
+            <w:pPr>
+              <w:spacing w:after="0" w:line="240" w:lineRule="auto"/>
+              <w:jc w:val="center"/>
+            </w:pPr>
+            <w:r/>
+            <w:r>
+              <w:rPr>
+                <w:sz w:val="15"/>
+              </w:rPr>
+              <w:t>0.99 (0.97–1.02)</w:t>
+            </w:r>
+          </w:p>
+        </w:tc>
+      </w:tr>
+      <w:tr>
+        <w:tc>
+          <w:tcPr>
+            <w:tcW w:type="dxa" w:w="3402"/>
+          </w:tcPr>
+          <w:p>
+            <w:pPr>
+              <w:spacing w:after="0" w:line="240" w:lineRule="auto"/>
+              <w:ind w:left="227"/>
+            </w:pPr>
+            <w:r/>
+            <w:r>
+              <w:rPr>
+                <w:sz w:val="15"/>
+              </w:rPr>
+              <w:t>Apolipoprotein B</w:t>
+            </w:r>
+          </w:p>
+        </w:tc>
+        <w:tc>
+          <w:tcPr>
+            <w:tcW w:type="dxa" w:w="1417"/>
           </w:tcPr>
           <w:p>
             <w:pPr>
@@ -1371,15 +1349,15 @@
             <w:r>
               <w:rPr>
                 <w:b/>
-                <w:sz w:val="16"/>
+                <w:sz w:val="15"/>
               </w:rPr>
-              <w:t>1.07 (1.05–1.09)</w:t>
+              <w:t>0.97 (0.95–0.98)</w:t>
             </w:r>
           </w:p>
         </w:tc>
         <w:tc>
           <w:tcPr>
-            <w:tcW w:type="dxa" w:w="1701"/>
+            <w:tcW w:type="dxa" w:w="1417"/>
           </w:tcPr>
           <w:p>
             <w:pPr>
@@ -1394,15 +1372,143 @@
             <w:r>
               <w:rPr>
                 <w:b/>
-                <w:sz w:val="16"/>
+                <w:sz w:val="15"/>
               </w:rPr>
-              <w:t>1.05 (1.03–1.07)</w:t>
+              <w:t>0.97 (0.95–0.98)</w:t>
             </w:r>
           </w:p>
         </w:tc>
         <w:tc>
           <w:tcPr>
-            <w:tcW w:type="dxa" w:w="1701"/>
+            <w:tcW w:type="dxa" w:w="1417"/>
+          </w:tcPr>
+          <w:p>
+            <w:pPr>
+              <w:spacing w:after="0" w:line="240" w:lineRule="auto"/>
+              <w:jc w:val="center"/>
+            </w:pPr>
+            <w:r/>
+            <w:r>
+              <w:rPr>
+                <w:sz w:val="15"/>
+              </w:rPr>
+              <w:t>1.00 (0.98–1.01)</w:t>
+            </w:r>
+          </w:p>
+        </w:tc>
+        <w:tc>
+          <w:tcPr>
+            <w:tcW w:type="dxa" w:w="1417"/>
+          </w:tcPr>
+          <w:p>
+            <w:pPr>
+              <w:spacing w:after="0" w:line="240" w:lineRule="auto"/>
+              <w:jc w:val="center"/>
+            </w:pPr>
+            <w:r/>
+            <w:r>
+              <w:rPr>
+                <w:sz w:val="15"/>
+              </w:rPr>
+              <w:t>0.99 (0.98–1.01)</w:t>
+            </w:r>
+          </w:p>
+        </w:tc>
+        <w:tc>
+          <w:tcPr>
+            <w:tcW w:type="dxa" w:w="1417"/>
+          </w:tcPr>
+          <w:p>
+            <w:pPr>
+              <w:spacing w:after="0" w:line="240" w:lineRule="auto"/>
+              <w:jc w:val="center"/>
+            </w:pPr>
+            <w:r/>
+            <w:r>
+              <w:rPr>
+                <w:sz w:val="15"/>
+              </w:rPr>
+              <w:t>0.98 (0.95–1.00)</w:t>
+            </w:r>
+          </w:p>
+        </w:tc>
+        <w:tc>
+          <w:tcPr>
+            <w:tcW w:type="dxa" w:w="1417"/>
+          </w:tcPr>
+          <w:p>
+            <w:pPr>
+              <w:spacing w:after="0" w:line="240" w:lineRule="auto"/>
+              <w:jc w:val="center"/>
+            </w:pPr>
+            <w:r/>
+            <w:r>
+              <w:rPr>
+                <w:sz w:val="15"/>
+              </w:rPr>
+              <w:t>0.97 (0.95–1.00)</w:t>
+            </w:r>
+          </w:p>
+        </w:tc>
+        <w:tc>
+          <w:tcPr>
+            <w:tcW w:type="dxa" w:w="1417"/>
+          </w:tcPr>
+          <w:p>
+            <w:pPr>
+              <w:spacing w:after="0" w:line="240" w:lineRule="auto"/>
+              <w:jc w:val="center"/>
+            </w:pPr>
+            <w:r/>
+            <w:r>
+              <w:rPr>
+                <w:sz w:val="15"/>
+              </w:rPr>
+              <w:t>1.02 (1.00–1.05)</w:t>
+            </w:r>
+          </w:p>
+        </w:tc>
+        <w:tc>
+          <w:tcPr>
+            <w:tcW w:type="dxa" w:w="1417"/>
+          </w:tcPr>
+          <w:p>
+            <w:pPr>
+              <w:spacing w:after="0" w:line="240" w:lineRule="auto"/>
+              <w:jc w:val="center"/>
+            </w:pPr>
+            <w:r/>
+            <w:r>
+              <w:rPr>
+                <w:sz w:val="15"/>
+              </w:rPr>
+              <w:t>1.01 (0.99–1.04)</w:t>
+            </w:r>
+          </w:p>
+        </w:tc>
+      </w:tr>
+      <w:tr>
+        <w:tc>
+          <w:tcPr>
+            <w:tcW w:type="dxa" w:w="3402"/>
+          </w:tcPr>
+          <w:p>
+            <w:pPr>
+              <w:spacing w:after="0" w:line="240" w:lineRule="auto"/>
+              <w:ind w:left="227"/>
+            </w:pPr>
+            <w:r/>
+            <w:r>
+              <w:rPr>
+                <w:sz w:val="15"/>
+              </w:rPr>
+              <w:t>Total cholesterol</w:t>
+            </w:r>
+          </w:p>
+        </w:tc>
+        <w:tc>
+          <w:tcPr>
+            <w:tcW w:type="dxa" w:w="1417"/>
           </w:tcPr>
           <w:p>
             <w:pPr>
@@ -1417,15 +1523,69 @@
             <w:r>
               <w:rPr>
                 <w:b/>
-                <w:sz w:val="16"/>
+                <w:sz w:val="15"/>
               </w:rPr>
-              <w:t>1.14 (1.11–1.17)</w:t>
+              <w:t>0.96 (0.95–0.98)</w:t>
             </w:r>
           </w:p>
         </w:tc>
         <w:tc>
           <w:tcPr>
-            <w:tcW w:type="dxa" w:w="1701"/>
+            <w:tcW w:type="dxa" w:w="1417"/>
+          </w:tcPr>
+          <w:p>
+            <w:pPr>
+              <w:spacing w:after="0" w:line="240" w:lineRule="auto"/>
+              <w:jc w:val="center"/>
+            </w:pPr>
+            <w:r/>
+            <w:r>
+              <w:rPr>
+                <w:sz w:val="15"/>
+              </w:rPr>
+              <w:t>0.97 (0.95–0.99)</w:t>
+            </w:r>
+          </w:p>
+        </w:tc>
+        <w:tc>
+          <w:tcPr>
+            <w:tcW w:type="dxa" w:w="1417"/>
+          </w:tcPr>
+          <w:p>
+            <w:pPr>
+              <w:spacing w:after="0" w:line="240" w:lineRule="auto"/>
+              <w:jc w:val="center"/>
+            </w:pPr>
+            <w:r/>
+            <w:r>
+              <w:rPr>
+                <w:sz w:val="15"/>
+              </w:rPr>
+              <w:t>1.00 (0.98–1.02)</w:t>
+            </w:r>
+          </w:p>
+        </w:tc>
+        <w:tc>
+          <w:tcPr>
+            <w:tcW w:type="dxa" w:w="1417"/>
+          </w:tcPr>
+          <w:p>
+            <w:pPr>
+              <w:spacing w:after="0" w:line="240" w:lineRule="auto"/>
+              <w:jc w:val="center"/>
+            </w:pPr>
+            <w:r/>
+            <w:r>
+              <w:rPr>
+                <w:sz w:val="15"/>
+              </w:rPr>
+              <w:t>1.00 (0.98–1.02)</w:t>
+            </w:r>
+          </w:p>
+        </w:tc>
+        <w:tc>
+          <w:tcPr>
+            <w:tcW w:type="dxa" w:w="1417"/>
           </w:tcPr>
           <w:p>
             <w:pPr>
@@ -1440,15 +1600,38 @@
             <w:r>
               <w:rPr>
                 <w:b/>
-                <w:sz w:val="16"/>
+                <w:sz w:val="15"/>
               </w:rPr>
-              <w:t>1.07 (1.05–1.10)</w:t>
+              <w:t>0.92 (0.90–0.94)</w:t>
             </w:r>
           </w:p>
         </w:tc>
         <w:tc>
           <w:tcPr>
-            <w:tcW w:type="dxa" w:w="1701"/>
+            <w:tcW w:type="dxa" w:w="1417"/>
+          </w:tcPr>
+          <w:p>
+            <w:pPr>
+              <w:spacing w:after="0" w:line="240" w:lineRule="auto"/>
+              <w:jc w:val="center"/>
+            </w:pPr>
+            <w:r>
+              <w:rPr>
+                <w:b/>
+              </w:rPr>
+            </w:r>
+            <w:r>
+              <w:rPr>
+                <w:b/>
+                <w:sz w:val="15"/>
+              </w:rPr>
+              <w:t>0.92 (0.90–0.95)</w:t>
+            </w:r>
+          </w:p>
+        </w:tc>
+        <w:tc>
+          <w:tcPr>
+            <w:tcW w:type="dxa" w:w="1417"/>
           </w:tcPr>
           <w:p>
             <w:pPr>
@@ -1458,7 +1641,224 @@
             <w:r/>
             <w:r>
               <w:rPr>
-                <w:sz w:val="16"/>
+                <w:sz w:val="15"/>
+              </w:rPr>
+              <w:t>0.97 (0.94–1.00)</w:t>
+            </w:r>
+          </w:p>
+        </w:tc>
+        <w:tc>
+          <w:tcPr>
+            <w:tcW w:type="dxa" w:w="1417"/>
+          </w:tcPr>
+          <w:p>
+            <w:pPr>
+              <w:spacing w:after="0" w:line="240" w:lineRule="auto"/>
+              <w:jc w:val="center"/>
+            </w:pPr>
+            <w:r/>
+            <w:r>
+              <w:rPr>
+                <w:sz w:val="15"/>
+              </w:rPr>
+              <w:t>0.97 (0.94–0.99)</w:t>
+            </w:r>
+          </w:p>
+        </w:tc>
+      </w:tr>
+      <w:tr>
+        <w:tc>
+          <w:tcPr>
+            <w:tcW w:type="dxa" w:w="3402"/>
+          </w:tcPr>
+          <w:p>
+            <w:pPr>
+              <w:spacing w:after="0" w:line="240" w:lineRule="auto"/>
+              <w:ind w:left="227"/>
+            </w:pPr>
+            <w:r/>
+            <w:r>
+              <w:rPr>
+                <w:sz w:val="15"/>
+              </w:rPr>
+              <w:t>Triglycerides in very small VLDL, % of lipids</w:t>
+            </w:r>
+          </w:p>
+        </w:tc>
+        <w:tc>
+          <w:tcPr>
+            <w:tcW w:type="dxa" w:w="1417"/>
+          </w:tcPr>
+          <w:p>
+            <w:pPr>
+              <w:spacing w:after="0" w:line="240" w:lineRule="auto"/>
+              <w:jc w:val="center"/>
+            </w:pPr>
+            <w:r>
+              <w:rPr>
+                <w:b/>
+              </w:rPr>
+            </w:r>
+            <w:r>
+              <w:rPr>
+                <w:b/>
+                <w:sz w:val="15"/>
+              </w:rPr>
+              <w:t>1.10 (1.08–1.12)</w:t>
+            </w:r>
+          </w:p>
+        </w:tc>
+        <w:tc>
+          <w:tcPr>
+            <w:tcW w:type="dxa" w:w="1417"/>
+          </w:tcPr>
+          <w:p>
+            <w:pPr>
+              <w:spacing w:after="0" w:line="240" w:lineRule="auto"/>
+              <w:jc w:val="center"/>
+            </w:pPr>
+            <w:r>
+              <w:rPr>
+                <w:b/>
+              </w:rPr>
+            </w:r>
+            <w:r>
+              <w:rPr>
+                <w:b/>
+                <w:sz w:val="15"/>
+              </w:rPr>
+              <w:t>1.08 (1.06–1.10)</w:t>
+            </w:r>
+          </w:p>
+        </w:tc>
+        <w:tc>
+          <w:tcPr>
+            <w:tcW w:type="dxa" w:w="1417"/>
+          </w:tcPr>
+          <w:p>
+            <w:pPr>
+              <w:spacing w:after="0" w:line="240" w:lineRule="auto"/>
+              <w:jc w:val="center"/>
+            </w:pPr>
+            <w:r>
+              <w:rPr>
+                <w:b/>
+              </w:rPr>
+            </w:r>
+            <w:r>
+              <w:rPr>
+                <w:b/>
+                <w:sz w:val="15"/>
+              </w:rPr>
+              <w:t>1.07 (1.05–1.09)</w:t>
+            </w:r>
+          </w:p>
+        </w:tc>
+        <w:tc>
+          <w:tcPr>
+            <w:tcW w:type="dxa" w:w="1417"/>
+          </w:tcPr>
+          <w:p>
+            <w:pPr>
+              <w:spacing w:after="0" w:line="240" w:lineRule="auto"/>
+              <w:jc w:val="center"/>
+            </w:pPr>
+            <w:r>
+              <w:rPr>
+                <w:b/>
+              </w:rPr>
+            </w:r>
+            <w:r>
+              <w:rPr>
+                <w:b/>
+                <w:sz w:val="15"/>
+              </w:rPr>
+              <w:t>1.05 (1.03–1.07)</w:t>
+            </w:r>
+          </w:p>
+        </w:tc>
+        <w:tc>
+          <w:tcPr>
+            <w:tcW w:type="dxa" w:w="1417"/>
+          </w:tcPr>
+          <w:p>
+            <w:pPr>
+              <w:spacing w:after="0" w:line="240" w:lineRule="auto"/>
+              <w:jc w:val="center"/>
+            </w:pPr>
+            <w:r>
+              <w:rPr>
+                <w:b/>
+              </w:rPr>
+            </w:r>
+            <w:r>
+              <w:rPr>
+                <w:b/>
+                <w:sz w:val="15"/>
+              </w:rPr>
+              <w:t>1.14 (1.11–1.17)</w:t>
+            </w:r>
+          </w:p>
+        </w:tc>
+        <w:tc>
+          <w:tcPr>
+            <w:tcW w:type="dxa" w:w="1417"/>
+          </w:tcPr>
+          <w:p>
+            <w:pPr>
+              <w:spacing w:after="0" w:line="240" w:lineRule="auto"/>
+              <w:jc w:val="center"/>
+            </w:pPr>
+            <w:r>
+              <w:rPr>
+                <w:b/>
+              </w:rPr>
+            </w:r>
+            <w:r>
+              <w:rPr>
+                <w:b/>
+                <w:sz w:val="15"/>
+              </w:rPr>
+              <w:t>1.10 (1.07–1.13)</w:t>
+            </w:r>
+          </w:p>
+        </w:tc>
+        <w:tc>
+          <w:tcPr>
+            <w:tcW w:type="dxa" w:w="1417"/>
+          </w:tcPr>
+          <w:p>
+            <w:pPr>
+              <w:spacing w:after="0" w:line="240" w:lineRule="auto"/>
+              <w:jc w:val="center"/>
+            </w:pPr>
+            <w:r>
+              <w:rPr>
+                <w:b/>
+              </w:rPr>
+            </w:r>
+            <w:r>
+              <w:rPr>
+                <w:b/>
+                <w:sz w:val="15"/>
+              </w:rPr>
+              <w:t>1.07 (1.05–1.10)</w:t>
+            </w:r>
+          </w:p>
+        </w:tc>
+        <w:tc>
+          <w:tcPr>
+            <w:tcW w:type="dxa" w:w="1417"/>
+          </w:tcPr>
+          <w:p>
+            <w:pPr>
+              <w:spacing w:after="0" w:line="240" w:lineRule="auto"/>
+              <w:jc w:val="center"/>
+            </w:pPr>
+            <w:r/>
+            <w:r>
+              <w:rPr>
+                <w:sz w:val="15"/>
               </w:rPr>
               <w:t>1.05 (1.02–1.08)</w:t>
             </w:r>
@@ -1468,7 +1868,7 @@
       <w:tr>
         <w:tc>
           <w:tcPr>
-            <w:tcW w:type="dxa" w:w="3969"/>
+            <w:tcW w:type="dxa" w:w="3402"/>
           </w:tcPr>
           <w:p>
             <w:pPr>
@@ -1482,7 +1882,7 @@
             <w:r>
               <w:rPr>
                 <w:b/>
-                <w:sz w:val="16"/>
+                <w:sz w:val="15"/>
               </w:rPr>
               <w:t>Inflammation</w:t>
             </w:r>
@@ -1490,7 +1890,7 @@
         </w:tc>
         <w:tc>
           <w:tcPr>
-            <w:tcW w:type="dxa" w:w="1701"/>
+            <w:tcW w:type="dxa" w:w="1417"/>
           </w:tcPr>
           <w:p>
             <w:pPr>
@@ -1506,7 +1906,7 @@
         </w:tc>
         <w:tc>
           <w:tcPr>
-            <w:tcW w:type="dxa" w:w="1701"/>
+            <w:tcW w:type="dxa" w:w="1417"/>
           </w:tcPr>
           <w:p>
             <w:pPr>
@@ -1522,7 +1922,7 @@
         </w:tc>
         <w:tc>
           <w:tcPr>
-            <w:tcW w:type="dxa" w:w="1701"/>
+            <w:tcW w:type="dxa" w:w="1417"/>
           </w:tcPr>
           <w:p>
             <w:pPr>
@@ -1538,7 +1938,7 @@
         </w:tc>
         <w:tc>
           <w:tcPr>
-            <w:tcW w:type="dxa" w:w="1701"/>
+            <w:tcW w:type="dxa" w:w="1417"/>
           </w:tcPr>
           <w:p>
             <w:pPr>
@@ -1554,7 +1954,7 @@
         </w:tc>
         <w:tc>
           <w:tcPr>
-            <w:tcW w:type="dxa" w:w="1701"/>
+            <w:tcW w:type="dxa" w:w="1417"/>
           </w:tcPr>
           <w:p>
             <w:pPr>
@@ -1570,7 +1970,39 @@
         </w:tc>
         <w:tc>
           <w:tcPr>
-            <w:tcW w:type="dxa" w:w="1701"/>
+            <w:tcW w:type="dxa" w:w="1417"/>
+          </w:tcPr>
+          <w:p>
+            <w:pPr>
+              <w:spacing w:after="0" w:line="240" w:lineRule="auto"/>
+              <w:jc w:val="center"/>
+            </w:pPr>
+            <w:r>
+              <w:rPr>
+                <w:b/>
+              </w:rPr>
+            </w:r>
+          </w:p>
+        </w:tc>
+        <w:tc>
+          <w:tcPr>
+            <w:tcW w:type="dxa" w:w="1417"/>
+          </w:tcPr>
+          <w:p>
+            <w:pPr>
+              <w:spacing w:after="0" w:line="240" w:lineRule="auto"/>
+              <w:jc w:val="center"/>
+            </w:pPr>
+            <w:r>
+              <w:rPr>
+                <w:b/>
+              </w:rPr>
+            </w:r>
+          </w:p>
+        </w:tc>
+        <w:tc>
+          <w:tcPr>
+            <w:tcW w:type="dxa" w:w="1417"/>
           </w:tcPr>
           <w:p>
             <w:pPr>
@@ -1588,7 +2020,7 @@
       <w:tr>
         <w:tc>
           <w:tcPr>
-            <w:tcW w:type="dxa" w:w="3969"/>
+            <w:tcW w:type="dxa" w:w="3402"/>
           </w:tcPr>
           <w:p>
             <w:pPr>
@@ -1598,7 +2030,7 @@
             <w:r/>
             <w:r>
               <w:rPr>
-                <w:sz w:val="16"/>
+                <w:sz w:val="15"/>
               </w:rPr>
               <w:t>Glycoprotein acetyls</w:t>
             </w:r>
@@ -1606,7 +2038,7 @@
         </w:tc>
         <w:tc>
           <w:tcPr>
-            <w:tcW w:type="dxa" w:w="1701"/>
+            <w:tcW w:type="dxa" w:w="1417"/>
           </w:tcPr>
           <w:p>
             <w:pPr>
@@ -1621,7 +2053,7 @@
             <w:r>
               <w:rPr>
                 <w:b/>
-                <w:sz w:val="16"/>
+                <w:sz w:val="15"/>
               </w:rPr>
               <w:t>1.08 (1.06–1.10)</w:t>
             </w:r>
@@ -1629,7 +2061,7 @@
         </w:tc>
         <w:tc>
           <w:tcPr>
-            <w:tcW w:type="dxa" w:w="1701"/>
+            <w:tcW w:type="dxa" w:w="1417"/>
           </w:tcPr>
           <w:p>
             <w:pPr>
@@ -1644,15 +2076,15 @@
             <w:r>
               <w:rPr>
                 <w:b/>
-                <w:sz w:val="16"/>
+                <w:sz w:val="15"/>
               </w:rPr>
-              <w:t>1.07 (1.05–1.09)</w:t>
+              <w:t>1.06 (1.03–1.08)</w:t>
             </w:r>
           </w:p>
         </w:tc>
         <w:tc>
           <w:tcPr>
-            <w:tcW w:type="dxa" w:w="1701"/>
+            <w:tcW w:type="dxa" w:w="1417"/>
           </w:tcPr>
           <w:p>
             <w:pPr>
@@ -1667,15 +2099,15 @@
             <w:r>
               <w:rPr>
                 <w:b/>
-                <w:sz w:val="16"/>
+                <w:sz w:val="15"/>
               </w:rPr>
-              <w:t>1.05 (1.03–1.07)</w:t>
+              <w:t>1.07 (1.05–1.09)</w:t>
             </w:r>
           </w:p>
         </w:tc>
         <w:tc>
           <w:tcPr>
-            <w:tcW w:type="dxa" w:w="1701"/>
+            <w:tcW w:type="dxa" w:w="1417"/>
           </w:tcPr>
           <w:p>
             <w:pPr>
@@ -1690,15 +2122,15 @@
             <w:r>
               <w:rPr>
                 <w:b/>
-                <w:sz w:val="16"/>
+                <w:sz w:val="15"/>
               </w:rPr>
-              <w:t>1.18 (1.15–1.21)</w:t>
+              <w:t>1.05 (1.03–1.07)</w:t>
             </w:r>
           </w:p>
         </w:tc>
         <w:tc>
           <w:tcPr>
-            <w:tcW w:type="dxa" w:w="1701"/>
+            <w:tcW w:type="dxa" w:w="1417"/>
           </w:tcPr>
           <w:p>
             <w:pPr>
@@ -1713,15 +2145,15 @@
             <w:r>
               <w:rPr>
                 <w:b/>
-                <w:sz w:val="16"/>
+                <w:sz w:val="15"/>
               </w:rPr>
-              <w:t>1.14 (1.11–1.17)</w:t>
+              <w:t>1.18 (1.15–1.21)</w:t>
             </w:r>
           </w:p>
         </w:tc>
         <w:tc>
           <w:tcPr>
-            <w:tcW w:type="dxa" w:w="1701"/>
+            <w:tcW w:type="dxa" w:w="1417"/>
           </w:tcPr>
           <w:p>
             <w:pPr>
@@ -1736,35 +2168,15 @@
             <w:r>
               <w:rPr>
                 <w:b/>
-                <w:sz w:val="16"/>
+                <w:sz w:val="15"/>
               </w:rPr>
-              <w:t>1.10 (1.07–1.14)</w:t>
-            </w:r>
-          </w:p>
-        </w:tc>
-      </w:tr>
-      <w:tr>
-        <w:tc>
-          <w:tcPr>
-            <w:tcW w:type="dxa" w:w="3969"/>
-          </w:tcPr>
-          <w:p>
-            <w:pPr>
-              <w:spacing w:after="0" w:line="240" w:lineRule="auto"/>
-              <w:ind w:left="227"/>
-            </w:pPr>
-            <w:r/>
-            <w:r>
-              <w:rPr>
-                <w:sz w:val="16"/>
-              </w:rPr>
-              <w:t>Albumin</w:t>
+              <w:t>1.12 (1.09–1.16)</w:t>
             </w:r>
           </w:p>
         </w:tc>
         <w:tc>
           <w:tcPr>
-            <w:tcW w:type="dxa" w:w="1701"/>
+            <w:tcW w:type="dxa" w:w="1417"/>
           </w:tcPr>
           <w:p>
             <w:pPr>
@@ -1779,51 +2191,15 @@
             <w:r>
               <w:rPr>
                 <w:b/>
-                <w:sz w:val="16"/>
+                <w:sz w:val="15"/>
               </w:rPr>
-              <w:t>0.97 (0.95–0.98)</w:t>
+              <w:t>1.14 (1.11–1.17)</w:t>
             </w:r>
           </w:p>
         </w:tc>
         <w:tc>
           <w:tcPr>
-            <w:tcW w:type="dxa" w:w="1701"/>
-          </w:tcPr>
-          <w:p>
-            <w:pPr>
-              <w:spacing w:after="0" w:line="240" w:lineRule="auto"/>
-              <w:jc w:val="center"/>
-            </w:pPr>
-            <w:r/>
-            <w:r>
-              <w:rPr>
-                <w:sz w:val="16"/>
-              </w:rPr>
-              <w:t>0.98 (0.96–0.99)</w:t>
-            </w:r>
-          </w:p>
-        </w:tc>
-        <w:tc>
-          <w:tcPr>
-            <w:tcW w:type="dxa" w:w="1701"/>
-          </w:tcPr>
-          <w:p>
-            <w:pPr>
-              <w:spacing w:after="0" w:line="240" w:lineRule="auto"/>
-              <w:jc w:val="center"/>
-            </w:pPr>
-            <w:r/>
-            <w:r>
-              <w:rPr>
-                <w:sz w:val="16"/>
-              </w:rPr>
-              <w:t>0.98 (0.97–1.00)</w:t>
-            </w:r>
-          </w:p>
-        </w:tc>
-        <w:tc>
-          <w:tcPr>
-            <w:tcW w:type="dxa" w:w="1701"/>
+            <w:tcW w:type="dxa" w:w="1417"/>
           </w:tcPr>
           <w:p>
             <w:pPr>
@@ -1838,15 +2214,58 @@
             <w:r>
               <w:rPr>
                 <w:b/>
-                <w:sz w:val="16"/>
+                <w:sz w:val="15"/>
               </w:rPr>
-              <w:t>0.94 (0.91–0.96)</w:t>
+              <w:t>1.10 (1.07–1.14)</w:t>
+            </w:r>
+          </w:p>
+        </w:tc>
+      </w:tr>
+      <w:tr>
+        <w:tc>
+          <w:tcPr>
+            <w:tcW w:type="dxa" w:w="3402"/>
+          </w:tcPr>
+          <w:p>
+            <w:pPr>
+              <w:spacing w:after="0" w:line="240" w:lineRule="auto"/>
+              <w:ind w:left="227"/>
+            </w:pPr>
+            <w:r/>
+            <w:r>
+              <w:rPr>
+                <w:sz w:val="15"/>
+              </w:rPr>
+              <w:t>Albumin</w:t>
             </w:r>
           </w:p>
         </w:tc>
         <w:tc>
           <w:tcPr>
-            <w:tcW w:type="dxa" w:w="1701"/>
+            <w:tcW w:type="dxa" w:w="1417"/>
+          </w:tcPr>
+          <w:p>
+            <w:pPr>
+              <w:spacing w:after="0" w:line="240" w:lineRule="auto"/>
+              <w:jc w:val="center"/>
+            </w:pPr>
+            <w:r>
+              <w:rPr>
+                <w:b/>
+              </w:rPr>
+            </w:r>
+            <w:r>
+              <w:rPr>
+                <w:b/>
+                <w:sz w:val="15"/>
+              </w:rPr>
+              <w:t>0.97 (0.95–0.98)</w:t>
+            </w:r>
+          </w:p>
+        </w:tc>
+        <w:tc>
+          <w:tcPr>
+            <w:tcW w:type="dxa" w:w="1417"/>
           </w:tcPr>
           <w:p>
             <w:pPr>
@@ -1856,15 +2275,15 @@
             <w:r/>
             <w:r>
               <w:rPr>
-                <w:sz w:val="16"/>
+                <w:sz w:val="15"/>
               </w:rPr>
-              <w:t>0.95 (0.93–0.98)</w:t>
+              <w:t>0.98 (0.96–0.99)</w:t>
             </w:r>
           </w:p>
         </w:tc>
         <w:tc>
           <w:tcPr>
-            <w:tcW w:type="dxa" w:w="1701"/>
+            <w:tcW w:type="dxa" w:w="1417"/>
           </w:tcPr>
           <w:p>
             <w:pPr>
@@ -1874,7 +2293,102 @@
             <w:r/>
             <w:r>
               <w:rPr>
-                <w:sz w:val="16"/>
+                <w:sz w:val="15"/>
+              </w:rPr>
+              <w:t>0.98 (0.96–0.99)</w:t>
+            </w:r>
+          </w:p>
+        </w:tc>
+        <w:tc>
+          <w:tcPr>
+            <w:tcW w:type="dxa" w:w="1417"/>
+          </w:tcPr>
+          <w:p>
+            <w:pPr>
+              <w:spacing w:after="0" w:line="240" w:lineRule="auto"/>
+              <w:jc w:val="center"/>
+            </w:pPr>
+            <w:r/>
+            <w:r>
+              <w:rPr>
+                <w:sz w:val="15"/>
+              </w:rPr>
+              <w:t>0.98 (0.97–1.00)</w:t>
+            </w:r>
+          </w:p>
+        </w:tc>
+        <w:tc>
+          <w:tcPr>
+            <w:tcW w:type="dxa" w:w="1417"/>
+          </w:tcPr>
+          <w:p>
+            <w:pPr>
+              <w:spacing w:after="0" w:line="240" w:lineRule="auto"/>
+              <w:jc w:val="center"/>
+            </w:pPr>
+            <w:r>
+              <w:rPr>
+                <w:b/>
+              </w:rPr>
+            </w:r>
+            <w:r>
+              <w:rPr>
+                <w:b/>
+                <w:sz w:val="15"/>
+              </w:rPr>
+              <w:t>0.94 (0.91–0.96)</w:t>
+            </w:r>
+          </w:p>
+        </w:tc>
+        <w:tc>
+          <w:tcPr>
+            <w:tcW w:type="dxa" w:w="1417"/>
+          </w:tcPr>
+          <w:p>
+            <w:pPr>
+              <w:spacing w:after="0" w:line="240" w:lineRule="auto"/>
+              <w:jc w:val="center"/>
+            </w:pPr>
+            <w:r/>
+            <w:r>
+              <w:rPr>
+                <w:sz w:val="15"/>
+              </w:rPr>
+              <w:t>0.95 (0.93–0.98)</w:t>
+            </w:r>
+          </w:p>
+        </w:tc>
+        <w:tc>
+          <w:tcPr>
+            <w:tcW w:type="dxa" w:w="1417"/>
+          </w:tcPr>
+          <w:p>
+            <w:pPr>
+              <w:spacing w:after="0" w:line="240" w:lineRule="auto"/>
+              <w:jc w:val="center"/>
+            </w:pPr>
+            <w:r/>
+            <w:r>
+              <w:rPr>
+                <w:sz w:val="15"/>
+              </w:rPr>
+              <w:t>0.95 (0.93–0.98)</w:t>
+            </w:r>
+          </w:p>
+        </w:tc>
+        <w:tc>
+          <w:tcPr>
+            <w:tcW w:type="dxa" w:w="1417"/>
+          </w:tcPr>
+          <w:p>
+            <w:pPr>
+              <w:spacing w:after="0" w:line="240" w:lineRule="auto"/>
+              <w:jc w:val="center"/>
+            </w:pPr>
+            <w:r/>
+            <w:r>
+              <w:rPr>
+                <w:sz w:val="15"/>
               </w:rPr>
               <w:t>0.96 (0.94–0.99)</w:t>
             </w:r>
@@ -1884,7 +2398,7 @@
       <w:tr>
         <w:tc>
           <w:tcPr>
-            <w:tcW w:type="dxa" w:w="3969"/>
+            <w:tcW w:type="dxa" w:w="3402"/>
           </w:tcPr>
           <w:p>
             <w:pPr>
@@ -1898,7 +2412,7 @@
             <w:r>
               <w:rPr>
                 <w:b/>
-                <w:sz w:val="16"/>
+                <w:sz w:val="15"/>
               </w:rPr>
               <w:t>Fatty acids, % of total fatty acids</w:t>
             </w:r>
@@ -1906,7 +2420,7 @@
         </w:tc>
         <w:tc>
           <w:tcPr>
-            <w:tcW w:type="dxa" w:w="1701"/>
+            <w:tcW w:type="dxa" w:w="1417"/>
           </w:tcPr>
           <w:p>
             <w:pPr>
@@ -1922,7 +2436,7 @@
         </w:tc>
         <w:tc>
           <w:tcPr>
-            <w:tcW w:type="dxa" w:w="1701"/>
+            <w:tcW w:type="dxa" w:w="1417"/>
           </w:tcPr>
           <w:p>
             <w:pPr>
@@ -1938,7 +2452,7 @@
         </w:tc>
         <w:tc>
           <w:tcPr>
-            <w:tcW w:type="dxa" w:w="1701"/>
+            <w:tcW w:type="dxa" w:w="1417"/>
           </w:tcPr>
           <w:p>
             <w:pPr>
@@ -1954,7 +2468,7 @@
         </w:tc>
         <w:tc>
           <w:tcPr>
-            <w:tcW w:type="dxa" w:w="1701"/>
+            <w:tcW w:type="dxa" w:w="1417"/>
           </w:tcPr>
           <w:p>
             <w:pPr>
@@ -1970,7 +2484,7 @@
         </w:tc>
         <w:tc>
           <w:tcPr>
-            <w:tcW w:type="dxa" w:w="1701"/>
+            <w:tcW w:type="dxa" w:w="1417"/>
           </w:tcPr>
           <w:p>
             <w:pPr>
@@ -1986,7 +2500,39 @@
         </w:tc>
         <w:tc>
           <w:tcPr>
-            <w:tcW w:type="dxa" w:w="1701"/>
+            <w:tcW w:type="dxa" w:w="1417"/>
+          </w:tcPr>
+          <w:p>
+            <w:pPr>
+              <w:spacing w:after="0" w:line="240" w:lineRule="auto"/>
+              <w:jc w:val="center"/>
+            </w:pPr>
+            <w:r>
+              <w:rPr>
+                <w:b/>
+              </w:rPr>
+            </w:r>
+          </w:p>
+        </w:tc>
+        <w:tc>
+          <w:tcPr>
+            <w:tcW w:type="dxa" w:w="1417"/>
+          </w:tcPr>
+          <w:p>
+            <w:pPr>
+              <w:spacing w:after="0" w:line="240" w:lineRule="auto"/>
+              <w:jc w:val="center"/>
+            </w:pPr>
+            <w:r>
+              <w:rPr>
+                <w:b/>
+              </w:rPr>
+            </w:r>
+          </w:p>
+        </w:tc>
+        <w:tc>
+          <w:tcPr>
+            <w:tcW w:type="dxa" w:w="1417"/>
           </w:tcPr>
           <w:p>
             <w:pPr>
@@ -2004,7 +2550,7 @@
       <w:tr>
         <w:tc>
           <w:tcPr>
-            <w:tcW w:type="dxa" w:w="3969"/>
+            <w:tcW w:type="dxa" w:w="3402"/>
           </w:tcPr>
           <w:p>
             <w:pPr>
@@ -2014,7 +2560,7 @@
             <w:r/>
             <w:r>
               <w:rPr>
-                <w:sz w:val="16"/>
+                <w:sz w:val="15"/>
               </w:rPr>
               <w:t>Linoleic acid</w:t>
             </w:r>
@@ -2022,7 +2568,7 @@
         </w:tc>
         <w:tc>
           <w:tcPr>
-            <w:tcW w:type="dxa" w:w="1701"/>
+            <w:tcW w:type="dxa" w:w="1417"/>
           </w:tcPr>
           <w:p>
             <w:pPr>
@@ -2037,7 +2583,7 @@
             <w:r>
               <w:rPr>
                 <w:b/>
-                <w:sz w:val="16"/>
+                <w:sz w:val="15"/>
               </w:rPr>
               <w:t>0.89 (0.88–0.91)</w:t>
             </w:r>
@@ -2045,7 +2591,7 @@
         </w:tc>
         <w:tc>
           <w:tcPr>
-            <w:tcW w:type="dxa" w:w="1701"/>
+            <w:tcW w:type="dxa" w:w="1417"/>
           </w:tcPr>
           <w:p>
             <w:pPr>
@@ -2060,15 +2606,15 @@
             <w:r>
               <w:rPr>
                 <w:b/>
-                <w:sz w:val="16"/>
+                <w:sz w:val="15"/>
               </w:rPr>
-              <w:t>0.92 (0.90–0.94)</w:t>
+              <w:t>0.91 (0.89–0.93)</w:t>
             </w:r>
           </w:p>
         </w:tc>
         <w:tc>
           <w:tcPr>
-            <w:tcW w:type="dxa" w:w="1701"/>
+            <w:tcW w:type="dxa" w:w="1417"/>
           </w:tcPr>
           <w:p>
             <w:pPr>
@@ -2083,15 +2629,15 @@
             <w:r>
               <w:rPr>
                 <w:b/>
-                <w:sz w:val="16"/>
+                <w:sz w:val="15"/>
               </w:rPr>
-              <w:t>0.93 (0.91–0.95)</w:t>
+              <w:t>0.92 (0.90–0.94)</w:t>
             </w:r>
           </w:p>
         </w:tc>
         <w:tc>
           <w:tcPr>
-            <w:tcW w:type="dxa" w:w="1701"/>
+            <w:tcW w:type="dxa" w:w="1417"/>
           </w:tcPr>
           <w:p>
             <w:pPr>
@@ -2106,15 +2652,15 @@
             <w:r>
               <w:rPr>
                 <w:b/>
-                <w:sz w:val="16"/>
+                <w:sz w:val="15"/>
               </w:rPr>
-              <w:t>0.89 (0.87–0.92)</w:t>
+              <w:t>0.93 (0.91–0.95)</w:t>
             </w:r>
           </w:p>
         </w:tc>
         <w:tc>
           <w:tcPr>
-            <w:tcW w:type="dxa" w:w="1701"/>
+            <w:tcW w:type="dxa" w:w="1417"/>
           </w:tcPr>
           <w:p>
             <w:pPr>
@@ -2129,53 +2675,15 @@
             <w:r>
               <w:rPr>
                 <w:b/>
-                <w:sz w:val="16"/>
+                <w:sz w:val="15"/>
               </w:rPr>
-              <w:t>0.94 (0.91–0.96)</w:t>
+              <w:t>0.89 (0.87–0.92)</w:t>
             </w:r>
           </w:p>
         </w:tc>
         <w:tc>
           <w:tcPr>
-            <w:tcW w:type="dxa" w:w="1701"/>
-          </w:tcPr>
-          <w:p>
-            <w:pPr>
-              <w:spacing w:after="0" w:line="240" w:lineRule="auto"/>
-              <w:jc w:val="center"/>
-            </w:pPr>
-            <w:r/>
-            <w:r>
-              <w:rPr>
-                <w:sz w:val="16"/>
-              </w:rPr>
-              <w:t>0.96 (0.93–0.98)</w:t>
-            </w:r>
-          </w:p>
-        </w:tc>
-      </w:tr>
-      <w:tr>
-        <w:tc>
-          <w:tcPr>
-            <w:tcW w:type="dxa" w:w="3969"/>
-          </w:tcPr>
-          <w:p>
-            <w:pPr>
-              <w:spacing w:after="0" w:line="240" w:lineRule="auto"/>
-              <w:ind w:left="227"/>
-            </w:pPr>
-            <w:r/>
-            <w:r>
-              <w:rPr>
-                <w:sz w:val="16"/>
-              </w:rPr>
-              <w:t>Omega-6 fatty acids</w:t>
-            </w:r>
-          </w:p>
-        </w:tc>
-        <w:tc>
-          <w:tcPr>
-            <w:tcW w:type="dxa" w:w="1701"/>
+            <w:tcW w:type="dxa" w:w="1417"/>
           </w:tcPr>
           <w:p>
             <w:pPr>
@@ -2190,15 +2698,15 @@
             <w:r>
               <w:rPr>
                 <w:b/>
-                <w:sz w:val="16"/>
+                <w:sz w:val="15"/>
               </w:rPr>
-              <w:t>0.91 (0.89–0.93)</w:t>
+              <w:t>0.92 (0.90–0.95)</w:t>
             </w:r>
           </w:p>
         </w:tc>
         <w:tc>
           <w:tcPr>
-            <w:tcW w:type="dxa" w:w="1701"/>
+            <w:tcW w:type="dxa" w:w="1417"/>
           </w:tcPr>
           <w:p>
             <w:pPr>
@@ -2213,15 +2721,53 @@
             <w:r>
               <w:rPr>
                 <w:b/>
-                <w:sz w:val="16"/>
+                <w:sz w:val="15"/>
               </w:rPr>
-              <w:t>0.92 (0.91–0.94)</w:t>
+              <w:t>0.94 (0.91–0.96)</w:t>
             </w:r>
           </w:p>
         </w:tc>
         <w:tc>
           <w:tcPr>
-            <w:tcW w:type="dxa" w:w="1701"/>
+            <w:tcW w:type="dxa" w:w="1417"/>
+          </w:tcPr>
+          <w:p>
+            <w:pPr>
+              <w:spacing w:after="0" w:line="240" w:lineRule="auto"/>
+              <w:jc w:val="center"/>
+            </w:pPr>
+            <w:r/>
+            <w:r>
+              <w:rPr>
+                <w:sz w:val="15"/>
+              </w:rPr>
+              <w:t>0.96 (0.93–0.98)</w:t>
+            </w:r>
+          </w:p>
+        </w:tc>
+      </w:tr>
+      <w:tr>
+        <w:tc>
+          <w:tcPr>
+            <w:tcW w:type="dxa" w:w="3402"/>
+          </w:tcPr>
+          <w:p>
+            <w:pPr>
+              <w:spacing w:after="0" w:line="240" w:lineRule="auto"/>
+              <w:ind w:left="227"/>
+            </w:pPr>
+            <w:r/>
+            <w:r>
+              <w:rPr>
+                <w:sz w:val="15"/>
+              </w:rPr>
+              <w:t>Omega-6 fatty acids</w:t>
+            </w:r>
+          </w:p>
+        </w:tc>
+        <w:tc>
+          <w:tcPr>
+            <w:tcW w:type="dxa" w:w="1417"/>
           </w:tcPr>
           <w:p>
             <w:pPr>
@@ -2236,15 +2782,15 @@
             <w:r>
               <w:rPr>
                 <w:b/>
-                <w:sz w:val="16"/>
+                <w:sz w:val="15"/>
               </w:rPr>
-              <w:t>0.94 (0.92–0.96)</w:t>
+              <w:t>0.91 (0.89–0.93)</w:t>
             </w:r>
           </w:p>
         </w:tc>
         <w:tc>
           <w:tcPr>
-            <w:tcW w:type="dxa" w:w="1701"/>
+            <w:tcW w:type="dxa" w:w="1417"/>
           </w:tcPr>
           <w:p>
             <w:pPr>
@@ -2259,15 +2805,15 @@
             <w:r>
               <w:rPr>
                 <w:b/>
-                <w:sz w:val="16"/>
+                <w:sz w:val="15"/>
               </w:rPr>
-              <w:t>0.90 (0.87–0.92)</w:t>
+              <w:t>0.93 (0.91–0.95)</w:t>
             </w:r>
           </w:p>
         </w:tc>
         <w:tc>
           <w:tcPr>
-            <w:tcW w:type="dxa" w:w="1701"/>
+            <w:tcW w:type="dxa" w:w="1417"/>
           </w:tcPr>
           <w:p>
             <w:pPr>
@@ -2282,53 +2828,15 @@
             <w:r>
               <w:rPr>
                 <w:b/>
-                <w:sz w:val="16"/>
+                <w:sz w:val="15"/>
               </w:rPr>
-              <w:t>0.93 (0.90–0.95)</w:t>
+              <w:t>0.92 (0.91–0.94)</w:t>
             </w:r>
           </w:p>
         </w:tc>
         <w:tc>
           <w:tcPr>
-            <w:tcW w:type="dxa" w:w="1701"/>
-          </w:tcPr>
-          <w:p>
-            <w:pPr>
-              <w:spacing w:after="0" w:line="240" w:lineRule="auto"/>
-              <w:jc w:val="center"/>
-            </w:pPr>
-            <w:r/>
-            <w:r>
-              <w:rPr>
-                <w:sz w:val="16"/>
-              </w:rPr>
-              <w:t>0.95 (0.92–0.98)</w:t>
-            </w:r>
-          </w:p>
-        </w:tc>
-      </w:tr>
-      <w:tr>
-        <w:tc>
-          <w:tcPr>
-            <w:tcW w:type="dxa" w:w="3969"/>
-          </w:tcPr>
-          <w:p>
-            <w:pPr>
-              <w:spacing w:after="0" w:line="240" w:lineRule="auto"/>
-              <w:ind w:left="227"/>
-            </w:pPr>
-            <w:r/>
-            <w:r>
-              <w:rPr>
-                <w:sz w:val="16"/>
-              </w:rPr>
-              <w:t>Monounsaturated fatty acids</w:t>
-            </w:r>
-          </w:p>
-        </w:tc>
-        <w:tc>
-          <w:tcPr>
-            <w:tcW w:type="dxa" w:w="1701"/>
+            <w:tcW w:type="dxa" w:w="1417"/>
           </w:tcPr>
           <w:p>
             <w:pPr>
@@ -2343,15 +2851,15 @@
             <w:r>
               <w:rPr>
                 <w:b/>
-                <w:sz w:val="16"/>
+                <w:sz w:val="15"/>
               </w:rPr>
-              <w:t>1.09 (1.07–1.11)</w:t>
+              <w:t>0.94 (0.92–0.96)</w:t>
             </w:r>
           </w:p>
         </w:tc>
         <w:tc>
           <w:tcPr>
-            <w:tcW w:type="dxa" w:w="1701"/>
+            <w:tcW w:type="dxa" w:w="1417"/>
           </w:tcPr>
           <w:p>
             <w:pPr>
@@ -2366,15 +2874,15 @@
             <w:r>
               <w:rPr>
                 <w:b/>
-                <w:sz w:val="16"/>
+                <w:sz w:val="15"/>
               </w:rPr>
-              <w:t>1.07 (1.05–1.09)</w:t>
+              <w:t>0.90 (0.87–0.92)</w:t>
             </w:r>
           </w:p>
         </w:tc>
         <w:tc>
           <w:tcPr>
-            <w:tcW w:type="dxa" w:w="1701"/>
+            <w:tcW w:type="dxa" w:w="1417"/>
           </w:tcPr>
           <w:p>
             <w:pPr>
@@ -2389,15 +2897,15 @@
             <w:r>
               <w:rPr>
                 <w:b/>
-                <w:sz w:val="16"/>
+                <w:sz w:val="15"/>
               </w:rPr>
-              <w:t>1.05 (1.03–1.07)</w:t>
+              <w:t>0.93 (0.90–0.95)</w:t>
             </w:r>
           </w:p>
         </w:tc>
         <w:tc>
           <w:tcPr>
-            <w:tcW w:type="dxa" w:w="1701"/>
+            <w:tcW w:type="dxa" w:w="1417"/>
           </w:tcPr>
           <w:p>
             <w:pPr>
@@ -2412,15 +2920,53 @@
             <w:r>
               <w:rPr>
                 <w:b/>
-                <w:sz w:val="16"/>
+                <w:sz w:val="15"/>
               </w:rPr>
-              <w:t>1.16 (1.13–1.19)</w:t>
+              <w:t>0.93 (0.90–0.95)</w:t>
             </w:r>
           </w:p>
         </w:tc>
         <w:tc>
           <w:tcPr>
-            <w:tcW w:type="dxa" w:w="1701"/>
+            <w:tcW w:type="dxa" w:w="1417"/>
+          </w:tcPr>
+          <w:p>
+            <w:pPr>
+              <w:spacing w:after="0" w:line="240" w:lineRule="auto"/>
+              <w:jc w:val="center"/>
+            </w:pPr>
+            <w:r/>
+            <w:r>
+              <w:rPr>
+                <w:sz w:val="15"/>
+              </w:rPr>
+              <w:t>0.95 (0.92–0.98)</w:t>
+            </w:r>
+          </w:p>
+        </w:tc>
+      </w:tr>
+      <w:tr>
+        <w:tc>
+          <w:tcPr>
+            <w:tcW w:type="dxa" w:w="3402"/>
+          </w:tcPr>
+          <w:p>
+            <w:pPr>
+              <w:spacing w:after="0" w:line="240" w:lineRule="auto"/>
+              <w:ind w:left="227"/>
+            </w:pPr>
+            <w:r/>
+            <w:r>
+              <w:rPr>
+                <w:sz w:val="15"/>
+              </w:rPr>
+              <w:t>Monounsaturated fatty acids</w:t>
+            </w:r>
+          </w:p>
+        </w:tc>
+        <w:tc>
+          <w:tcPr>
+            <w:tcW w:type="dxa" w:w="1417"/>
           </w:tcPr>
           <w:p>
             <w:pPr>
@@ -2435,15 +2981,15 @@
             <w:r>
               <w:rPr>
                 <w:b/>
-                <w:sz w:val="16"/>
+                <w:sz w:val="15"/>
               </w:rPr>
-              <w:t>1.11 (1.08–1.14)</w:t>
+              <w:t>1.09 (1.07–1.11)</w:t>
             </w:r>
           </w:p>
         </w:tc>
         <w:tc>
           <w:tcPr>
-            <w:tcW w:type="dxa" w:w="1701"/>
+            <w:tcW w:type="dxa" w:w="1417"/>
           </w:tcPr>
           <w:p>
             <w:pPr>
@@ -2458,7 +3004,145 @@
             <w:r>
               <w:rPr>
                 <w:b/>
-                <w:sz w:val="16"/>
+                <w:sz w:val="15"/>
+              </w:rPr>
+              <w:t>1.06 (1.04–1.08)</w:t>
+            </w:r>
+          </w:p>
+        </w:tc>
+        <w:tc>
+          <w:tcPr>
+            <w:tcW w:type="dxa" w:w="1417"/>
+          </w:tcPr>
+          <w:p>
+            <w:pPr>
+              <w:spacing w:after="0" w:line="240" w:lineRule="auto"/>
+              <w:jc w:val="center"/>
+            </w:pPr>
+            <w:r>
+              <w:rPr>
+                <w:b/>
+              </w:rPr>
+            </w:r>
+            <w:r>
+              <w:rPr>
+                <w:b/>
+                <w:sz w:val="15"/>
+              </w:rPr>
+              <w:t>1.07 (1.05–1.09)</w:t>
+            </w:r>
+          </w:p>
+        </w:tc>
+        <w:tc>
+          <w:tcPr>
+            <w:tcW w:type="dxa" w:w="1417"/>
+          </w:tcPr>
+          <w:p>
+            <w:pPr>
+              <w:spacing w:after="0" w:line="240" w:lineRule="auto"/>
+              <w:jc w:val="center"/>
+            </w:pPr>
+            <w:r>
+              <w:rPr>
+                <w:b/>
+              </w:rPr>
+            </w:r>
+            <w:r>
+              <w:rPr>
+                <w:b/>
+                <w:sz w:val="15"/>
+              </w:rPr>
+              <w:t>1.05 (1.03–1.07)</w:t>
+            </w:r>
+          </w:p>
+        </w:tc>
+        <w:tc>
+          <w:tcPr>
+            <w:tcW w:type="dxa" w:w="1417"/>
+          </w:tcPr>
+          <w:p>
+            <w:pPr>
+              <w:spacing w:after="0" w:line="240" w:lineRule="auto"/>
+              <w:jc w:val="center"/>
+            </w:pPr>
+            <w:r>
+              <w:rPr>
+                <w:b/>
+              </w:rPr>
+            </w:r>
+            <w:r>
+              <w:rPr>
+                <w:b/>
+                <w:sz w:val="15"/>
+              </w:rPr>
+              <w:t>1.16 (1.13–1.19)</w:t>
+            </w:r>
+          </w:p>
+        </w:tc>
+        <w:tc>
+          <w:tcPr>
+            <w:tcW w:type="dxa" w:w="1417"/>
+          </w:tcPr>
+          <w:p>
+            <w:pPr>
+              <w:spacing w:after="0" w:line="240" w:lineRule="auto"/>
+              <w:jc w:val="center"/>
+            </w:pPr>
+            <w:r>
+              <w:rPr>
+                <w:b/>
+              </w:rPr>
+            </w:r>
+            <w:r>
+              <w:rPr>
+                <w:b/>
+                <w:sz w:val="15"/>
+              </w:rPr>
+              <w:t>1.11 (1.08–1.15)</w:t>
+            </w:r>
+          </w:p>
+        </w:tc>
+        <w:tc>
+          <w:tcPr>
+            <w:tcW w:type="dxa" w:w="1417"/>
+          </w:tcPr>
+          <w:p>
+            <w:pPr>
+              <w:spacing w:after="0" w:line="240" w:lineRule="auto"/>
+              <w:jc w:val="center"/>
+            </w:pPr>
+            <w:r>
+              <w:rPr>
+                <w:b/>
+              </w:rPr>
+            </w:r>
+            <w:r>
+              <w:rPr>
+                <w:b/>
+                <w:sz w:val="15"/>
+              </w:rPr>
+              <w:t>1.11 (1.08–1.14)</w:t>
+            </w:r>
+          </w:p>
+        </w:tc>
+        <w:tc>
+          <w:tcPr>
+            <w:tcW w:type="dxa" w:w="1417"/>
+          </w:tcPr>
+          <w:p>
+            <w:pPr>
+              <w:spacing w:after="0" w:line="240" w:lineRule="auto"/>
+              <w:jc w:val="center"/>
+            </w:pPr>
+            <w:r>
+              <w:rPr>
+                <w:b/>
+              </w:rPr>
+            </w:r>
+            <w:r>
+              <w:rPr>
+                <w:b/>
+                <w:sz w:val="15"/>
               </w:rPr>
               <w:t>1.08 (1.05–1.11)</w:t>
             </w:r>
@@ -2468,7 +3152,7 @@
       <w:tr>
         <w:tc>
           <w:tcPr>
-            <w:tcW w:type="dxa" w:w="3969"/>
+            <w:tcW w:type="dxa" w:w="3402"/>
             <w:tcBorders>
               <w:bottom w:val="single" w:sz="12" w:space="0" w:color="000000"/>
             </w:tcBorders>
@@ -2481,7 +3165,7 @@
             <w:r/>
             <w:r>
               <w:rPr>
-                <w:sz w:val="16"/>
+                <w:sz w:val="15"/>
               </w:rPr>
               <w:t>Saturated fatty acids</w:t>
             </w:r>
@@ -2489,7 +3173,7 @@
         </w:tc>
         <w:tc>
           <w:tcPr>
-            <w:tcW w:type="dxa" w:w="1701"/>
+            <w:tcW w:type="dxa" w:w="1417"/>
             <w:tcBorders>
               <w:bottom w:val="single" w:sz="12" w:space="0" w:color="000000"/>
             </w:tcBorders>
@@ -2507,7 +3191,7 @@
             <w:r>
               <w:rPr>
                 <w:b/>
-                <w:sz w:val="16"/>
+                <w:sz w:val="15"/>
               </w:rPr>
               <w:t>1.06 (1.04–1.08)</w:t>
             </w:r>
@@ -2515,7 +3199,7 @@
         </w:tc>
         <w:tc>
           <w:tcPr>
-            <w:tcW w:type="dxa" w:w="1701"/>
+            <w:tcW w:type="dxa" w:w="1417"/>
             <w:tcBorders>
               <w:bottom w:val="single" w:sz="12" w:space="0" w:color="000000"/>
             </w:tcBorders>
@@ -2533,15 +3217,15 @@
             <w:r>
               <w:rPr>
                 <w:b/>
-                <w:sz w:val="16"/>
+                <w:sz w:val="15"/>
               </w:rPr>
-              <w:t>1.06 (1.04–1.08)</w:t>
+              <w:t>1.05 (1.03–1.07)</w:t>
             </w:r>
           </w:p>
         </w:tc>
         <w:tc>
           <w:tcPr>
-            <w:tcW w:type="dxa" w:w="1701"/>
+            <w:tcW w:type="dxa" w:w="1417"/>
             <w:tcBorders>
               <w:bottom w:val="single" w:sz="12" w:space="0" w:color="000000"/>
             </w:tcBorders>
@@ -2559,7 +3243,33 @@
             <w:r>
               <w:rPr>
                 <w:b/>
-                <w:sz w:val="16"/>
+                <w:sz w:val="15"/>
+              </w:rPr>
+              <w:t>1.06 (1.04–1.08)</w:t>
+            </w:r>
+          </w:p>
+        </w:tc>
+        <w:tc>
+          <w:tcPr>
+            <w:tcW w:type="dxa" w:w="1417"/>
+            <w:tcBorders>
+              <w:bottom w:val="single" w:sz="12" w:space="0" w:color="000000"/>
+            </w:tcBorders>
+          </w:tcPr>
+          <w:p>
+            <w:pPr>
+              <w:spacing w:after="0" w:line="240" w:lineRule="auto"/>
+              <w:jc w:val="center"/>
+            </w:pPr>
+            <w:r>
+              <w:rPr>
+                <w:b/>
+              </w:rPr>
+            </w:r>
+            <w:r>
+              <w:rPr>
+                <w:b/>
+                <w:sz w:val="15"/>
               </w:rPr>
               <w:t>1.05 (1.03–1.07)</w:t>
             </w:r>
@@ -2567,7 +3277,7 @@
         </w:tc>
         <w:tc>
           <w:tcPr>
-            <w:tcW w:type="dxa" w:w="1701"/>
+            <w:tcW w:type="dxa" w:w="1417"/>
             <w:tcBorders>
               <w:bottom w:val="single" w:sz="12" w:space="0" w:color="000000"/>
             </w:tcBorders>
@@ -2580,7 +3290,7 @@
             <w:r/>
             <w:r>
               <w:rPr>
-                <w:sz w:val="16"/>
+                <w:sz w:val="15"/>
               </w:rPr>
               <w:t>1.03 (1.00–1.05)</w:t>
             </w:r>
@@ -2588,7 +3298,7 @@
         </w:tc>
         <w:tc>
           <w:tcPr>
-            <w:tcW w:type="dxa" w:w="1701"/>
+            <w:tcW w:type="dxa" w:w="1417"/>
             <w:tcBorders>
               <w:bottom w:val="single" w:sz="12" w:space="0" w:color="000000"/>
             </w:tcBorders>
@@ -2601,15 +3311,15 @@
             <w:r/>
             <w:r>
               <w:rPr>
-                <w:sz w:val="16"/>
+                <w:sz w:val="15"/>
               </w:rPr>
-              <w:t>1.01 (0.99–1.04)</w:t>
+              <w:t>1.02 (0.99–1.04)</w:t>
             </w:r>
           </w:p>
         </w:tc>
         <w:tc>
           <w:tcPr>
-            <w:tcW w:type="dxa" w:w="1701"/>
+            <w:tcW w:type="dxa" w:w="1417"/>
             <w:tcBorders>
               <w:bottom w:val="single" w:sz="12" w:space="0" w:color="000000"/>
             </w:tcBorders>
@@ -2622,7 +3332,28 @@
             <w:r/>
             <w:r>
               <w:rPr>
-                <w:sz w:val="16"/>
+                <w:sz w:val="15"/>
+              </w:rPr>
+              <w:t>1.01 (0.99–1.04)</w:t>
+            </w:r>
+          </w:p>
+        </w:tc>
+        <w:tc>
+          <w:tcPr>
+            <w:tcW w:type="dxa" w:w="1417"/>
+            <w:tcBorders>
+              <w:bottom w:val="single" w:sz="12" w:space="0" w:color="000000"/>
+            </w:tcBorders>
+          </w:tcPr>
+          <w:p>
+            <w:pPr>
+              <w:spacing w:after="0" w:line="240" w:lineRule="auto"/>
+              <w:jc w:val="center"/>
+            </w:pPr>
+            <w:r/>
+            <w:r>
+              <w:rPr>
+                <w:sz w:val="15"/>
               </w:rPr>
               <w:t>1.00 (0.98–1.03)</w:t>
             </w:r>
@@ -2638,7 +3369,7 @@
         <w:rPr>
           <w:sz w:val="16"/>
         </w:rPr>
-        <w:t>Same complete-case sample for all models (colon polyp: 240,720 participants, 13,822 events; stomach/duodenal polyp: 241,891, 6,370). Model 1: age, sex, Townsend deprivation index, body mass index, systolic and diastolic blood pressure, smoking and alcohol drinking. Model 3: Model 1 plus prior hospital diagnoses (log number of ICD-10 codes; disorders of lipoprotein metabolism, ischaemic heart disease, hypertension, diabetes, reflux disease, gastritis or ulcer). Model 4: Model 3 plus waist circumference, body fat percentage, HbA1c and C-reactive protein. Metabolites were rank-normalised and standardised. Bold: P &lt; 0.05 after Bonferroni correction across 251 metabolites. Results for all 251 metabolites are in Table S1 and Fig. 3.</w:t>
+        <w:t>Same complete-case sample for all models (colon polyp: 240,720 participants, 13,822 events; stomach/duodenal polyp: 241,891, 6,370). Model 1: age, sex, Townsend deprivation index, body mass index, systolic and diastolic blood pressure, smoking and alcohol drinking. Model 2: Model 1 plus waist circumference, body fat percentage, HbA1c and C-reactive protein. Model 3: Model 1 plus prior hospital diagnoses (log number of ICD-10 codes; disorders of lipoprotein metabolism, ischaemic heart disease, hypertension, diabetes, reflux disease, gastritis or ulcer). Model 4: Models 2 and 3 combined. Metabolites were rank-normalised and standardised. Bold: P &lt; 0.05 after Bonferroni correction across 251 metabolites. Results for all 251 metabolites are in Table S1 and Fig. 3.</w:t>
       </w:r>
     </w:p>
     <w:sectPr>
